--- a/Notes/BSc -Project Proposal Form 25-26.docx
+++ b/Notes/BSc -Project Proposal Form 25-26.docx
@@ -751,27 +751,7 @@
                 <w:sz w:val="24"/>
                 <w:szCs w:val="20"/>
               </w:rPr>
-              <w:t xml:space="preserve"> complex video game </w:t>
-            </w:r>
-            <w:r>
-              <w:rPr>
-                <w:rFonts w:ascii="Arial" w:eastAsia="Times New Roman" w:hAnsi="Arial" w:cs="Arial"/>
-                <w:bCs/>
-                <w:spacing w:val="-5"/>
-                <w:sz w:val="24"/>
-                <w:szCs w:val="20"/>
-              </w:rPr>
-              <w:t>simulation</w:t>
-            </w:r>
-            <w:r>
-              <w:rPr>
-                <w:rFonts w:ascii="Arial" w:eastAsia="Times New Roman" w:hAnsi="Arial" w:cs="Arial"/>
-                <w:bCs/>
-                <w:spacing w:val="-5"/>
-                <w:sz w:val="24"/>
-                <w:szCs w:val="20"/>
-              </w:rPr>
-              <w:t xml:space="preserve"> of an 18</w:t>
+              <w:t xml:space="preserve"> complex video game simulation of an 18</w:t>
             </w:r>
             <w:r>
               <w:rPr>
@@ -792,37 +772,7 @@
                 <w:sz w:val="24"/>
                 <w:szCs w:val="20"/>
               </w:rPr>
-              <w:t xml:space="preserve"> century Cornish mining community. Ultimately </w:t>
-            </w:r>
-            <w:r>
-              <w:rPr>
-                <w:rFonts w:ascii="Arial" w:eastAsia="Times New Roman" w:hAnsi="Arial" w:cs="Arial"/>
-                <w:bCs/>
-                <w:spacing w:val="-5"/>
-                <w:sz w:val="24"/>
-                <w:szCs w:val="20"/>
-              </w:rPr>
-              <w:t>to raise awareness and understanding of the globally transformative process of industrialisation</w:t>
-            </w:r>
-            <w:r>
-              <w:rPr>
-                <w:rFonts w:ascii="Arial" w:eastAsia="Times New Roman" w:hAnsi="Arial" w:cs="Arial"/>
-                <w:bCs/>
-                <w:spacing w:val="-5"/>
-                <w:sz w:val="24"/>
-                <w:szCs w:val="20"/>
-              </w:rPr>
-              <w:t xml:space="preserve"> that began in the Cornish countryside 250 years ago</w:t>
-            </w:r>
-            <w:r>
-              <w:rPr>
-                <w:rFonts w:ascii="Arial" w:eastAsia="Times New Roman" w:hAnsi="Arial" w:cs="Arial"/>
-                <w:bCs/>
-                <w:spacing w:val="-5"/>
-                <w:sz w:val="24"/>
-                <w:szCs w:val="20"/>
-              </w:rPr>
-              <w:t>.</w:t>
+              <w:t xml:space="preserve"> century Cornish mining community. Ultimately to raise awareness and understanding of the globally transformative process of industrialisation that began in the Cornish countryside 250 years ago.</w:t>
             </w:r>
           </w:p>
           <w:p>
@@ -1175,7 +1125,27 @@
                 <w:sz w:val="24"/>
                 <w:szCs w:val="20"/>
               </w:rPr>
-              <w:t>A flexible but goal-oriented Agile approach with regular standups and reviews will greatly mitigate risks of scope creep, allowing me to continuously assess the velocity and projected timeline of the project and adjust my process accordingly.</w:t>
+              <w:t xml:space="preserve">A flexible but goal-oriented Agile approach with regular standups and reviews will greatly mitigate risks of scope creep, allowing me to continuously assess the velocity and projected </w:t>
+            </w:r>
+            <w:r>
+              <w:rPr>
+                <w:rFonts w:ascii="Arial" w:eastAsia="Times New Roman" w:hAnsi="Arial" w:cs="Arial"/>
+                <w:bCs/>
+                <w:spacing w:val="-5"/>
+                <w:sz w:val="24"/>
+                <w:szCs w:val="20"/>
+              </w:rPr>
+              <w:t>complexity</w:t>
+            </w:r>
+            <w:r>
+              <w:rPr>
+                <w:rFonts w:ascii="Arial" w:eastAsia="Times New Roman" w:hAnsi="Arial" w:cs="Arial"/>
+                <w:bCs/>
+                <w:spacing w:val="-5"/>
+                <w:sz w:val="24"/>
+                <w:szCs w:val="20"/>
+              </w:rPr>
+              <w:t xml:space="preserve"> of the project and adjust my process accordingly.</w:t>
             </w:r>
           </w:p>
           <w:p>
@@ -1602,133 +1572,391 @@
           </w:tcPr>
           <w:p>
             <w:pPr>
-              <w:spacing w:after="0" w:line="240" w:lineRule="auto"/>
-              <w:jc w:val="both"/>
-              <w:rPr>
-                <w:rFonts w:ascii="Arial" w:eastAsia="Times New Roman" w:hAnsi="Arial" w:cs="Arial"/>
-                <w:b/>
-                <w:spacing w:val="-5"/>
-                <w:sz w:val="24"/>
-                <w:szCs w:val="20"/>
-              </w:rPr>
-            </w:pPr>
-          </w:p>
-          <w:p>
-            <w:pPr>
-              <w:spacing w:after="0" w:line="240" w:lineRule="auto"/>
-              <w:jc w:val="both"/>
-              <w:rPr>
-                <w:rFonts w:ascii="Arial" w:eastAsia="Times New Roman" w:hAnsi="Arial" w:cs="Arial"/>
-                <w:b/>
-                <w:spacing w:val="-5"/>
-                <w:sz w:val="24"/>
-                <w:szCs w:val="20"/>
-              </w:rPr>
-            </w:pPr>
-          </w:p>
-          <w:p>
-            <w:pPr>
-              <w:spacing w:after="0" w:line="240" w:lineRule="auto"/>
-              <w:jc w:val="both"/>
-              <w:rPr>
-                <w:rFonts w:ascii="Arial" w:eastAsia="Times New Roman" w:hAnsi="Arial" w:cs="Arial"/>
-                <w:b/>
-                <w:spacing w:val="-5"/>
-                <w:sz w:val="24"/>
-                <w:szCs w:val="20"/>
-              </w:rPr>
-            </w:pPr>
-          </w:p>
-          <w:p>
-            <w:pPr>
-              <w:spacing w:after="0" w:line="240" w:lineRule="auto"/>
-              <w:jc w:val="both"/>
-              <w:rPr>
-                <w:rFonts w:ascii="Arial" w:eastAsia="Times New Roman" w:hAnsi="Arial" w:cs="Arial"/>
-                <w:b/>
-                <w:spacing w:val="-5"/>
-                <w:sz w:val="24"/>
-                <w:szCs w:val="20"/>
-              </w:rPr>
-            </w:pPr>
-          </w:p>
-          <w:p>
-            <w:pPr>
-              <w:spacing w:after="0" w:line="240" w:lineRule="auto"/>
-              <w:jc w:val="both"/>
-              <w:rPr>
-                <w:rFonts w:ascii="Arial" w:eastAsia="Times New Roman" w:hAnsi="Arial" w:cs="Arial"/>
-                <w:b/>
-                <w:spacing w:val="-5"/>
-                <w:sz w:val="24"/>
-                <w:szCs w:val="20"/>
-              </w:rPr>
-            </w:pPr>
-          </w:p>
-          <w:p>
-            <w:pPr>
-              <w:spacing w:after="0" w:line="240" w:lineRule="auto"/>
-              <w:jc w:val="both"/>
-              <w:rPr>
-                <w:rFonts w:ascii="Arial" w:eastAsia="Times New Roman" w:hAnsi="Arial" w:cs="Arial"/>
-                <w:b/>
-                <w:spacing w:val="-5"/>
-                <w:sz w:val="24"/>
-                <w:szCs w:val="20"/>
-              </w:rPr>
-            </w:pPr>
-          </w:p>
-          <w:p>
-            <w:pPr>
-              <w:spacing w:after="0" w:line="240" w:lineRule="auto"/>
-              <w:jc w:val="both"/>
-              <w:rPr>
-                <w:rFonts w:ascii="Arial" w:eastAsia="Times New Roman" w:hAnsi="Arial" w:cs="Arial"/>
-                <w:b/>
-                <w:spacing w:val="-5"/>
-                <w:sz w:val="24"/>
-                <w:szCs w:val="20"/>
-              </w:rPr>
-            </w:pPr>
-          </w:p>
-          <w:p>
-            <w:pPr>
-              <w:spacing w:after="0" w:line="240" w:lineRule="auto"/>
-              <w:jc w:val="both"/>
-              <w:rPr>
-                <w:rFonts w:ascii="Arial" w:eastAsia="Times New Roman" w:hAnsi="Arial" w:cs="Arial"/>
-                <w:b/>
-                <w:spacing w:val="-5"/>
-                <w:sz w:val="24"/>
-                <w:szCs w:val="20"/>
-              </w:rPr>
-            </w:pPr>
-          </w:p>
-          <w:p>
-            <w:pPr>
-              <w:spacing w:after="0" w:line="240" w:lineRule="auto"/>
-              <w:jc w:val="both"/>
-              <w:rPr>
-                <w:rFonts w:ascii="Arial" w:eastAsia="Times New Roman" w:hAnsi="Arial" w:cs="Arial"/>
-                <w:b/>
-                <w:spacing w:val="-5"/>
-                <w:sz w:val="24"/>
-                <w:szCs w:val="20"/>
-              </w:rPr>
-            </w:pPr>
-          </w:p>
-          <w:p>
-            <w:pPr>
-              <w:spacing w:after="0" w:line="240" w:lineRule="auto"/>
-              <w:jc w:val="both"/>
-              <w:rPr>
-                <w:rFonts w:ascii="Arial" w:eastAsia="Times New Roman" w:hAnsi="Arial" w:cs="Arial"/>
-                <w:b/>
-                <w:spacing w:val="-5"/>
-                <w:sz w:val="24"/>
-                <w:szCs w:val="20"/>
-              </w:rPr>
-            </w:pPr>
+              <w:pStyle w:val="ListParagraph"/>
+              <w:numPr>
+                <w:ilvl w:val="0"/>
+                <w:numId w:val="3"/>
+              </w:numPr>
+              <w:spacing w:line="240" w:lineRule="auto"/>
+              <w:jc w:val="both"/>
+              <w:rPr>
+                <w:rFonts w:ascii="Arial" w:eastAsia="Times New Roman" w:hAnsi="Arial" w:cs="Arial"/>
+                <w:b/>
+                <w:bCs/>
+                <w:spacing w:val="-5"/>
+                <w:sz w:val="24"/>
+                <w:szCs w:val="20"/>
+              </w:rPr>
+            </w:pPr>
+            <w:r>
+              <w:rPr>
+                <w:rFonts w:ascii="Arial" w:eastAsia="Times New Roman" w:hAnsi="Arial" w:cs="Arial"/>
+                <w:bCs/>
+                <w:spacing w:val="-5"/>
+                <w:sz w:val="24"/>
+                <w:szCs w:val="20"/>
+              </w:rPr>
+              <w:t xml:space="preserve">V </w:t>
+            </w:r>
+            <w:proofErr w:type="spellStart"/>
+            <w:r>
+              <w:rPr>
+                <w:rFonts w:ascii="Arial" w:eastAsia="Times New Roman" w:hAnsi="Arial" w:cs="Arial"/>
+                <w:bCs/>
+                <w:spacing w:val="-5"/>
+                <w:sz w:val="24"/>
+                <w:szCs w:val="20"/>
+              </w:rPr>
+              <w:t>Lehdonvirta</w:t>
+            </w:r>
+            <w:proofErr w:type="spellEnd"/>
+            <w:r>
+              <w:rPr>
+                <w:rFonts w:ascii="Arial" w:eastAsia="Times New Roman" w:hAnsi="Arial" w:cs="Arial"/>
+                <w:bCs/>
+                <w:spacing w:val="-5"/>
+                <w:sz w:val="24"/>
+                <w:szCs w:val="20"/>
+              </w:rPr>
+              <w:t>,</w:t>
+            </w:r>
+            <w:r>
+              <w:rPr>
+                <w:rFonts w:ascii="Arial" w:eastAsia="Times New Roman" w:hAnsi="Arial" w:cs="Arial"/>
+                <w:bCs/>
+                <w:spacing w:val="-5"/>
+                <w:sz w:val="24"/>
+                <w:szCs w:val="20"/>
+              </w:rPr>
+              <w:t xml:space="preserve"> E Castronova</w:t>
+            </w:r>
+            <w:r>
+              <w:rPr>
+                <w:rFonts w:ascii="Arial" w:eastAsia="Times New Roman" w:hAnsi="Arial" w:cs="Arial"/>
+                <w:bCs/>
+                <w:spacing w:val="-5"/>
+                <w:sz w:val="24"/>
+                <w:szCs w:val="20"/>
+              </w:rPr>
+              <w:t xml:space="preserve">, 2014. </w:t>
+            </w:r>
+            <w:r>
+              <w:rPr>
+                <w:rFonts w:ascii="Arial" w:eastAsia="Times New Roman" w:hAnsi="Arial" w:cs="Arial"/>
+                <w:spacing w:val="-5"/>
+                <w:sz w:val="24"/>
+                <w:szCs w:val="20"/>
+              </w:rPr>
+              <w:t>Virtual Economies: Design and Analysis</w:t>
+            </w:r>
+          </w:p>
+          <w:p>
+            <w:pPr>
+              <w:pStyle w:val="ListParagraph"/>
+              <w:numPr>
+                <w:ilvl w:val="0"/>
+                <w:numId w:val="3"/>
+              </w:numPr>
+              <w:jc w:val="both"/>
+              <w:rPr>
+                <w:rFonts w:ascii="Arial" w:eastAsia="Times New Roman" w:hAnsi="Arial" w:cs="Arial"/>
+                <w:b/>
+                <w:bCs/>
+                <w:spacing w:val="-5"/>
+                <w:sz w:val="24"/>
+                <w:szCs w:val="20"/>
+              </w:rPr>
+            </w:pPr>
+            <w:r>
+              <w:rPr>
+                <w:rFonts w:ascii="Arial" w:eastAsia="Times New Roman" w:hAnsi="Arial" w:cs="Arial"/>
+                <w:bCs/>
+                <w:spacing w:val="-5"/>
+                <w:sz w:val="24"/>
+                <w:szCs w:val="20"/>
+              </w:rPr>
+              <w:t>N</w:t>
+            </w:r>
+            <w:r>
+              <w:rPr>
+                <w:rFonts w:ascii="Arial" w:eastAsia="Times New Roman" w:hAnsi="Arial" w:cs="Arial"/>
+                <w:bCs/>
+                <w:spacing w:val="-5"/>
+                <w:sz w:val="24"/>
+                <w:szCs w:val="20"/>
+              </w:rPr>
+              <w:t xml:space="preserve"> </w:t>
+            </w:r>
+            <w:proofErr w:type="spellStart"/>
+            <w:r>
+              <w:rPr>
+                <w:rFonts w:ascii="Arial" w:eastAsia="Times New Roman" w:hAnsi="Arial" w:cs="Arial"/>
+                <w:bCs/>
+                <w:spacing w:val="-5"/>
+                <w:sz w:val="24"/>
+                <w:szCs w:val="20"/>
+              </w:rPr>
+              <w:t>Visonà</w:t>
+            </w:r>
+            <w:proofErr w:type="spellEnd"/>
+            <w:r>
+              <w:rPr>
+                <w:rFonts w:ascii="Arial" w:eastAsia="Times New Roman" w:hAnsi="Arial" w:cs="Arial"/>
+                <w:bCs/>
+                <w:spacing w:val="-5"/>
+                <w:sz w:val="24"/>
+                <w:szCs w:val="20"/>
+              </w:rPr>
+              <w:t>,</w:t>
+            </w:r>
+            <w:r>
+              <w:rPr>
+                <w:rFonts w:ascii="Arial" w:eastAsia="Times New Roman" w:hAnsi="Arial" w:cs="Arial"/>
+                <w:bCs/>
+                <w:spacing w:val="-5"/>
+                <w:sz w:val="24"/>
+                <w:szCs w:val="20"/>
+              </w:rPr>
+              <w:t xml:space="preserve"> </w:t>
+            </w:r>
+            <w:r>
+              <w:rPr>
+                <w:rFonts w:ascii="Arial" w:eastAsia="Times New Roman" w:hAnsi="Arial" w:cs="Arial"/>
+                <w:bCs/>
+                <w:spacing w:val="-5"/>
+                <w:sz w:val="24"/>
+                <w:szCs w:val="20"/>
+              </w:rPr>
+              <w:t>L</w:t>
+            </w:r>
+            <w:r>
+              <w:rPr>
+                <w:rFonts w:ascii="Arial" w:eastAsia="Times New Roman" w:hAnsi="Arial" w:cs="Arial"/>
+                <w:bCs/>
+                <w:spacing w:val="-5"/>
+                <w:sz w:val="24"/>
+                <w:szCs w:val="20"/>
+              </w:rPr>
+              <w:t xml:space="preserve"> </w:t>
+            </w:r>
+            <w:r>
+              <w:rPr>
+                <w:rFonts w:ascii="Arial" w:eastAsia="Times New Roman" w:hAnsi="Arial" w:cs="Arial"/>
+                <w:bCs/>
+                <w:spacing w:val="-5"/>
+                <w:sz w:val="24"/>
+                <w:szCs w:val="20"/>
+              </w:rPr>
+              <w:t>Riccetti</w:t>
+            </w:r>
+            <w:r>
+              <w:rPr>
+                <w:rFonts w:ascii="Arial" w:eastAsia="Times New Roman" w:hAnsi="Arial" w:cs="Arial"/>
+                <w:bCs/>
+                <w:spacing w:val="-5"/>
+                <w:sz w:val="24"/>
+                <w:szCs w:val="20"/>
+              </w:rPr>
+              <w:t xml:space="preserve">, 2024. </w:t>
+            </w:r>
+            <w:r>
+              <w:rPr>
+                <w:rFonts w:ascii="Arial" w:eastAsia="Times New Roman" w:hAnsi="Arial" w:cs="Arial"/>
+                <w:spacing w:val="-5"/>
+                <w:sz w:val="24"/>
+                <w:szCs w:val="20"/>
+              </w:rPr>
+              <w:t>Simulating the industrial revolution: a history-friendly</w:t>
+            </w:r>
+            <w:r>
+              <w:rPr>
+                <w:rFonts w:ascii="Arial" w:eastAsia="Times New Roman" w:hAnsi="Arial" w:cs="Arial"/>
+                <w:spacing w:val="-5"/>
+                <w:sz w:val="24"/>
+                <w:szCs w:val="20"/>
+              </w:rPr>
+              <w:t xml:space="preserve"> </w:t>
+            </w:r>
+            <w:r>
+              <w:rPr>
+                <w:rFonts w:ascii="Arial" w:eastAsia="Times New Roman" w:hAnsi="Arial" w:cs="Arial"/>
+                <w:spacing w:val="-5"/>
+                <w:sz w:val="24"/>
+                <w:szCs w:val="20"/>
+              </w:rPr>
+              <w:t>model</w:t>
+            </w:r>
+          </w:p>
+          <w:p>
+            <w:pPr>
+              <w:pStyle w:val="ListParagraph"/>
+              <w:numPr>
+                <w:ilvl w:val="0"/>
+                <w:numId w:val="3"/>
+              </w:numPr>
+              <w:jc w:val="both"/>
+              <w:rPr>
+                <w:rFonts w:ascii="Arial" w:eastAsia="Times New Roman" w:hAnsi="Arial" w:cs="Arial"/>
+                <w:b/>
+                <w:bCs/>
+                <w:spacing w:val="-5"/>
+                <w:sz w:val="24"/>
+                <w:szCs w:val="20"/>
+              </w:rPr>
+            </w:pPr>
+            <w:r>
+              <w:rPr>
+                <w:rFonts w:ascii="Arial" w:eastAsia="Times New Roman" w:hAnsi="Arial" w:cs="Arial"/>
+                <w:bCs/>
+                <w:spacing w:val="-5"/>
+                <w:sz w:val="24"/>
+                <w:szCs w:val="20"/>
+              </w:rPr>
+              <w:t xml:space="preserve">J Ge, BA Furtado, 2023. </w:t>
+            </w:r>
+            <w:r>
+              <w:rPr>
+                <w:rFonts w:ascii="Arial" w:eastAsia="Times New Roman" w:hAnsi="Arial" w:cs="Arial"/>
+                <w:spacing w:val="-5"/>
+                <w:sz w:val="24"/>
+                <w:szCs w:val="20"/>
+              </w:rPr>
+              <w:t>Modelling urban transition with coupled housing and labour markets</w:t>
+            </w:r>
+          </w:p>
+          <w:p>
+            <w:pPr>
+              <w:pStyle w:val="ListParagraph"/>
+              <w:numPr>
+                <w:ilvl w:val="0"/>
+                <w:numId w:val="3"/>
+              </w:numPr>
+              <w:jc w:val="both"/>
+              <w:rPr>
+                <w:rFonts w:ascii="Arial" w:eastAsia="Times New Roman" w:hAnsi="Arial" w:cs="Arial"/>
+                <w:bCs/>
+                <w:spacing w:val="-5"/>
+                <w:sz w:val="24"/>
+                <w:szCs w:val="20"/>
+              </w:rPr>
+            </w:pPr>
+            <w:r>
+              <w:rPr>
+                <w:rFonts w:ascii="Arial" w:eastAsia="Times New Roman" w:hAnsi="Arial" w:cs="Arial"/>
+                <w:bCs/>
+                <w:spacing w:val="-5"/>
+                <w:sz w:val="24"/>
+                <w:szCs w:val="20"/>
+              </w:rPr>
+              <w:t xml:space="preserve">L Rosenburger, et al, </w:t>
+            </w:r>
+            <w:r>
+              <w:rPr>
+                <w:rFonts w:ascii="Arial" w:eastAsia="Times New Roman" w:hAnsi="Arial" w:cs="Arial"/>
+                <w:bCs/>
+                <w:spacing w:val="-5"/>
+                <w:sz w:val="24"/>
+                <w:szCs w:val="20"/>
+              </w:rPr>
+              <w:t>2026. Innovation Networks in the Industrial Revolution</w:t>
+            </w:r>
+          </w:p>
+          <w:p>
+            <w:pPr>
+              <w:pStyle w:val="ListParagraph"/>
+              <w:numPr>
+                <w:ilvl w:val="0"/>
+                <w:numId w:val="3"/>
+              </w:numPr>
+              <w:jc w:val="both"/>
+              <w:rPr>
+                <w:rFonts w:ascii="Arial" w:eastAsia="Times New Roman" w:hAnsi="Arial" w:cs="Arial"/>
+                <w:bCs/>
+                <w:spacing w:val="-5"/>
+                <w:sz w:val="24"/>
+                <w:szCs w:val="20"/>
+              </w:rPr>
+            </w:pPr>
+            <w:r>
+              <w:rPr>
+                <w:rFonts w:ascii="Arial" w:eastAsia="Times New Roman" w:hAnsi="Arial" w:cs="Arial"/>
+                <w:bCs/>
+                <w:spacing w:val="-5"/>
+                <w:sz w:val="24"/>
+                <w:szCs w:val="20"/>
+              </w:rPr>
+              <w:t xml:space="preserve">B Ma, 2022. </w:t>
+            </w:r>
+            <w:r>
+              <w:rPr>
+                <w:rFonts w:ascii="Arial" w:eastAsia="Times New Roman" w:hAnsi="Arial" w:cs="Arial"/>
+                <w:bCs/>
+                <w:spacing w:val="-5"/>
+                <w:sz w:val="24"/>
+                <w:szCs w:val="20"/>
+              </w:rPr>
+              <w:t>System Theory and Cybernetics of the British</w:t>
+            </w:r>
+            <w:r>
+              <w:rPr>
+                <w:rFonts w:ascii="Arial" w:eastAsia="Times New Roman" w:hAnsi="Arial" w:cs="Arial"/>
+                <w:bCs/>
+                <w:spacing w:val="-5"/>
+                <w:sz w:val="24"/>
+                <w:szCs w:val="20"/>
+              </w:rPr>
+              <w:t xml:space="preserve"> </w:t>
+            </w:r>
+            <w:r>
+              <w:rPr>
+                <w:rFonts w:ascii="Arial" w:eastAsia="Times New Roman" w:hAnsi="Arial" w:cs="Arial"/>
+                <w:bCs/>
+                <w:spacing w:val="-5"/>
+                <w:sz w:val="24"/>
+                <w:szCs w:val="20"/>
+              </w:rPr>
+              <w:t>Industrial Revolution: Positive Feedback</w:t>
+            </w:r>
+            <w:r>
+              <w:rPr>
+                <w:rFonts w:ascii="Arial" w:eastAsia="Times New Roman" w:hAnsi="Arial" w:cs="Arial"/>
+                <w:bCs/>
+                <w:spacing w:val="-5"/>
+                <w:sz w:val="24"/>
+                <w:szCs w:val="20"/>
+              </w:rPr>
+              <w:t xml:space="preserve"> </w:t>
+            </w:r>
+            <w:r>
+              <w:rPr>
+                <w:rFonts w:ascii="Arial" w:eastAsia="Times New Roman" w:hAnsi="Arial" w:cs="Arial"/>
+                <w:bCs/>
+                <w:spacing w:val="-5"/>
+                <w:sz w:val="24"/>
+                <w:szCs w:val="20"/>
+              </w:rPr>
+              <w:t>Between Smith-Young Growth</w:t>
+            </w:r>
+            <w:r>
+              <w:rPr>
+                <w:rFonts w:ascii="Arial" w:eastAsia="Times New Roman" w:hAnsi="Arial" w:cs="Arial"/>
+                <w:bCs/>
+                <w:spacing w:val="-5"/>
+                <w:sz w:val="24"/>
+                <w:szCs w:val="20"/>
+              </w:rPr>
+              <w:t xml:space="preserve"> </w:t>
+            </w:r>
+            <w:r>
+              <w:rPr>
+                <w:rFonts w:ascii="Arial" w:eastAsia="Times New Roman" w:hAnsi="Arial" w:cs="Arial"/>
+                <w:bCs/>
+                <w:spacing w:val="-5"/>
+                <w:sz w:val="24"/>
+                <w:szCs w:val="20"/>
+              </w:rPr>
+              <w:t>and Schumpeterian Growth</w:t>
+            </w:r>
           </w:p>
         </w:tc>
       </w:tr>
@@ -1792,15 +2020,27 @@
               </w:rPr>
               <w:t xml:space="preserve">and </w:t>
             </w:r>
-            <w:r>
-              <w:rPr>
-                <w:rFonts w:ascii="Arial" w:eastAsia="Times New Roman" w:hAnsi="Arial" w:cs="Arial"/>
-                <w:b/>
-                <w:sz w:val="24"/>
-                <w:szCs w:val="20"/>
-                <w:lang w:eastAsia="en-GB"/>
-              </w:rPr>
-              <w:t>Higher level clearance</w:t>
+            <w:proofErr w:type="gramStart"/>
+            <w:r>
+              <w:rPr>
+                <w:rFonts w:ascii="Arial" w:eastAsia="Times New Roman" w:hAnsi="Arial" w:cs="Arial"/>
+                <w:b/>
+                <w:sz w:val="24"/>
+                <w:szCs w:val="20"/>
+                <w:lang w:eastAsia="en-GB"/>
+              </w:rPr>
+              <w:t>Higher level</w:t>
+            </w:r>
+            <w:proofErr w:type="gramEnd"/>
+            <w:r>
+              <w:rPr>
+                <w:rFonts w:ascii="Arial" w:eastAsia="Times New Roman" w:hAnsi="Arial" w:cs="Arial"/>
+                <w:b/>
+                <w:sz w:val="24"/>
+                <w:szCs w:val="20"/>
+                <w:lang w:eastAsia="en-GB"/>
+              </w:rPr>
+              <w:t xml:space="preserve"> clearance</w:t>
             </w:r>
           </w:p>
         </w:tc>
@@ -2056,7 +2296,31 @@
                       <w:szCs w:val="20"/>
                       <w:lang w:eastAsia="en-GB"/>
                     </w:rPr>
-                    <w:t>f so please complete Form A below</w:t>
+                    <w:t xml:space="preserve">f </w:t>
+                  </w:r>
+                  <w:proofErr w:type="gramStart"/>
+                  <w:r>
+                    <w:rPr>
+                      <w:rFonts w:ascii="Arial" w:eastAsia="Times New Roman" w:hAnsi="Arial" w:cs="Arial"/>
+                      <w:i/>
+                      <w:iCs/>
+                      <w:sz w:val="24"/>
+                      <w:szCs w:val="20"/>
+                      <w:lang w:eastAsia="en-GB"/>
+                    </w:rPr>
+                    <w:t>so</w:t>
+                  </w:r>
+                  <w:proofErr w:type="gramEnd"/>
+                  <w:r>
+                    <w:rPr>
+                      <w:rFonts w:ascii="Arial" w:eastAsia="Times New Roman" w:hAnsi="Arial" w:cs="Arial"/>
+                      <w:i/>
+                      <w:iCs/>
+                      <w:sz w:val="24"/>
+                      <w:szCs w:val="20"/>
+                      <w:lang w:eastAsia="en-GB"/>
+                    </w:rPr>
+                    <w:t xml:space="preserve"> please complete Form A below</w:t>
                   </w:r>
                 </w:p>
               </w:tc>
@@ -2079,6 +2343,7 @@
                       <w:b/>
                       <w:sz w:val="24"/>
                       <w:szCs w:val="20"/>
+                      <w:highlight w:val="yellow"/>
                       <w:lang w:eastAsia="en-GB"/>
                     </w:rPr>
                     <w:t>o</w:t>
@@ -2163,7 +2428,31 @@
                       <w:szCs w:val="20"/>
                       <w:lang w:eastAsia="en-GB"/>
                     </w:rPr>
-                    <w:t>If so please complete Form B below</w:t>
+                    <w:t xml:space="preserve">If </w:t>
+                  </w:r>
+                  <w:proofErr w:type="gramStart"/>
+                  <w:r>
+                    <w:rPr>
+                      <w:rFonts w:ascii="Arial" w:eastAsia="Times New Roman" w:hAnsi="Arial" w:cs="Arial"/>
+                      <w:i/>
+                      <w:iCs/>
+                      <w:sz w:val="24"/>
+                      <w:szCs w:val="20"/>
+                      <w:lang w:eastAsia="en-GB"/>
+                    </w:rPr>
+                    <w:t>so</w:t>
+                  </w:r>
+                  <w:proofErr w:type="gramEnd"/>
+                  <w:r>
+                    <w:rPr>
+                      <w:rFonts w:ascii="Arial" w:eastAsia="Times New Roman" w:hAnsi="Arial" w:cs="Arial"/>
+                      <w:i/>
+                      <w:iCs/>
+                      <w:sz w:val="24"/>
+                      <w:szCs w:val="20"/>
+                      <w:lang w:eastAsia="en-GB"/>
+                    </w:rPr>
+                    <w:t xml:space="preserve"> please complete Form B below</w:t>
                   </w:r>
                 </w:p>
               </w:tc>
@@ -2766,7 +3055,27 @@
                 <w:szCs w:val="20"/>
                 <w:lang w:eastAsia="en-GB"/>
               </w:rPr>
-              <w:t>Invasive studies (ie. blood samples)</w:t>
+              <w:t>Invasive studies (</w:t>
+            </w:r>
+            <w:proofErr w:type="spellStart"/>
+            <w:r>
+              <w:rPr>
+                <w:rFonts w:ascii="Arial" w:eastAsia="Times New Roman" w:hAnsi="Arial" w:cs="Arial"/>
+                <w:sz w:val="24"/>
+                <w:szCs w:val="20"/>
+                <w:lang w:eastAsia="en-GB"/>
+              </w:rPr>
+              <w:t>ie</w:t>
+            </w:r>
+            <w:proofErr w:type="spellEnd"/>
+            <w:r>
+              <w:rPr>
+                <w:rFonts w:ascii="Arial" w:eastAsia="Times New Roman" w:hAnsi="Arial" w:cs="Arial"/>
+                <w:sz w:val="24"/>
+                <w:szCs w:val="20"/>
+                <w:lang w:eastAsia="en-GB"/>
+              </w:rPr>
+              <w:t>. blood samples)</w:t>
             </w:r>
           </w:p>
         </w:tc>
@@ -2862,7 +3171,6 @@
                 <w:szCs w:val="20"/>
                 <w:lang w:eastAsia="en-GB"/>
               </w:rPr>
-              <w:lastRenderedPageBreak/>
               <w:t>Active research with vertebrates</w:t>
             </w:r>
           </w:p>
@@ -2959,6 +3267,7 @@
                 <w:szCs w:val="20"/>
                 <w:lang w:eastAsia="en-GB"/>
               </w:rPr>
+              <w:lastRenderedPageBreak/>
               <w:t>Research involving non-living human participants</w:t>
             </w:r>
           </w:p>
@@ -3065,7 +3374,27 @@
                 <w:szCs w:val="20"/>
                 <w:lang w:eastAsia="en-GB"/>
               </w:rPr>
-              <w:t xml:space="preserve">If any of these aspects are being studied please refer to the </w:t>
+              <w:t xml:space="preserve">If any of these aspects are being </w:t>
+            </w:r>
+            <w:proofErr w:type="gramStart"/>
+            <w:r>
+              <w:rPr>
+                <w:rFonts w:ascii="Arial" w:eastAsia="Times New Roman" w:hAnsi="Arial" w:cs="Arial"/>
+                <w:sz w:val="24"/>
+                <w:szCs w:val="20"/>
+                <w:lang w:eastAsia="en-GB"/>
+              </w:rPr>
+              <w:t>studied</w:t>
+            </w:r>
+            <w:proofErr w:type="gramEnd"/>
+            <w:r>
+              <w:rPr>
+                <w:rFonts w:ascii="Arial" w:eastAsia="Times New Roman" w:hAnsi="Arial" w:cs="Arial"/>
+                <w:sz w:val="24"/>
+                <w:szCs w:val="20"/>
+                <w:lang w:eastAsia="en-GB"/>
+              </w:rPr>
+              <w:t xml:space="preserve"> please refer to the </w:t>
             </w:r>
             <w:r>
               <w:rPr>
@@ -3084,7 +3413,27 @@
                 <w:szCs w:val="20"/>
                 <w:lang w:eastAsia="en-GB"/>
               </w:rPr>
-              <w:t xml:space="preserve"> in order to identify what supplementary paperwork must be included.</w:t>
+              <w:t xml:space="preserve"> </w:t>
+            </w:r>
+            <w:proofErr w:type="gramStart"/>
+            <w:r>
+              <w:rPr>
+                <w:rFonts w:ascii="Arial" w:eastAsia="Times New Roman" w:hAnsi="Arial" w:cs="Arial"/>
+                <w:sz w:val="24"/>
+                <w:szCs w:val="20"/>
+                <w:lang w:eastAsia="en-GB"/>
+              </w:rPr>
+              <w:t>in order to</w:t>
+            </w:r>
+            <w:proofErr w:type="gramEnd"/>
+            <w:r>
+              <w:rPr>
+                <w:rFonts w:ascii="Arial" w:eastAsia="Times New Roman" w:hAnsi="Arial" w:cs="Arial"/>
+                <w:sz w:val="24"/>
+                <w:szCs w:val="20"/>
+                <w:lang w:eastAsia="en-GB"/>
+              </w:rPr>
+              <w:t xml:space="preserve"> identify what supplementary paperwork must be included.</w:t>
             </w:r>
           </w:p>
           <w:p>
@@ -3249,38 +3598,118 @@
                 <w:szCs w:val="20"/>
                 <w:lang w:eastAsia="en-GB"/>
               </w:rPr>
-              <w:t>Lecturer Signed:___________________________  dated: _____________________</w:t>
-            </w:r>
-          </w:p>
-          <w:p>
-            <w:pPr>
-              <w:spacing w:after="0" w:line="240" w:lineRule="auto"/>
-              <w:rPr>
-                <w:rFonts w:ascii="Arial" w:eastAsia="Times New Roman" w:hAnsi="Arial" w:cs="Arial"/>
-                <w:sz w:val="24"/>
-                <w:szCs w:val="20"/>
-                <w:lang w:eastAsia="en-GB"/>
-              </w:rPr>
-            </w:pPr>
-          </w:p>
-          <w:p>
-            <w:pPr>
-              <w:spacing w:after="0" w:line="240" w:lineRule="auto"/>
-              <w:rPr>
-                <w:rFonts w:ascii="Arial" w:eastAsia="Times New Roman" w:hAnsi="Arial" w:cs="Arial"/>
-                <w:sz w:val="24"/>
-                <w:szCs w:val="20"/>
-                <w:lang w:eastAsia="en-GB"/>
-              </w:rPr>
-            </w:pPr>
-            <w:r>
-              <w:rPr>
-                <w:rFonts w:ascii="Arial" w:eastAsia="Times New Roman" w:hAnsi="Arial" w:cs="Arial"/>
-                <w:sz w:val="24"/>
-                <w:szCs w:val="20"/>
-                <w:lang w:eastAsia="en-GB"/>
-              </w:rPr>
-              <w:t>Supervisor Signed:_________________________  dated: ______________________</w:t>
+              <w:t xml:space="preserve">Lecturer </w:t>
+            </w:r>
+            <w:proofErr w:type="gramStart"/>
+            <w:r>
+              <w:rPr>
+                <w:rFonts w:ascii="Arial" w:eastAsia="Times New Roman" w:hAnsi="Arial" w:cs="Arial"/>
+                <w:sz w:val="24"/>
+                <w:szCs w:val="20"/>
+                <w:lang w:eastAsia="en-GB"/>
+              </w:rPr>
+              <w:t>Signed:_</w:t>
+            </w:r>
+            <w:proofErr w:type="gramEnd"/>
+            <w:r>
+              <w:rPr>
+                <w:rFonts w:ascii="Arial" w:eastAsia="Times New Roman" w:hAnsi="Arial" w:cs="Arial"/>
+                <w:sz w:val="24"/>
+                <w:szCs w:val="20"/>
+                <w:lang w:eastAsia="en-GB"/>
+              </w:rPr>
+              <w:t>_________________________</w:t>
+            </w:r>
+            <w:proofErr w:type="gramStart"/>
+            <w:r>
+              <w:rPr>
+                <w:rFonts w:ascii="Arial" w:eastAsia="Times New Roman" w:hAnsi="Arial" w:cs="Arial"/>
+                <w:sz w:val="24"/>
+                <w:szCs w:val="20"/>
+                <w:lang w:eastAsia="en-GB"/>
+              </w:rPr>
+              <w:t>_  dated</w:t>
+            </w:r>
+            <w:proofErr w:type="gramEnd"/>
+            <w:r>
+              <w:rPr>
+                <w:rFonts w:ascii="Arial" w:eastAsia="Times New Roman" w:hAnsi="Arial" w:cs="Arial"/>
+                <w:sz w:val="24"/>
+                <w:szCs w:val="20"/>
+                <w:lang w:eastAsia="en-GB"/>
+              </w:rPr>
+              <w:t>: _____________________</w:t>
+            </w:r>
+          </w:p>
+          <w:p>
+            <w:pPr>
+              <w:spacing w:after="0" w:line="240" w:lineRule="auto"/>
+              <w:rPr>
+                <w:rFonts w:ascii="Arial" w:eastAsia="Times New Roman" w:hAnsi="Arial" w:cs="Arial"/>
+                <w:sz w:val="24"/>
+                <w:szCs w:val="20"/>
+                <w:lang w:eastAsia="en-GB"/>
+              </w:rPr>
+            </w:pPr>
+          </w:p>
+          <w:p>
+            <w:pPr>
+              <w:spacing w:after="0" w:line="240" w:lineRule="auto"/>
+              <w:rPr>
+                <w:rFonts w:ascii="Arial" w:eastAsia="Times New Roman" w:hAnsi="Arial" w:cs="Arial"/>
+                <w:sz w:val="24"/>
+                <w:szCs w:val="20"/>
+                <w:lang w:eastAsia="en-GB"/>
+              </w:rPr>
+            </w:pPr>
+            <w:r>
+              <w:rPr>
+                <w:rFonts w:ascii="Arial" w:eastAsia="Times New Roman" w:hAnsi="Arial" w:cs="Arial"/>
+                <w:sz w:val="24"/>
+                <w:szCs w:val="20"/>
+                <w:lang w:eastAsia="en-GB"/>
+              </w:rPr>
+              <w:t xml:space="preserve">Supervisor </w:t>
+            </w:r>
+            <w:proofErr w:type="gramStart"/>
+            <w:r>
+              <w:rPr>
+                <w:rFonts w:ascii="Arial" w:eastAsia="Times New Roman" w:hAnsi="Arial" w:cs="Arial"/>
+                <w:sz w:val="24"/>
+                <w:szCs w:val="20"/>
+                <w:lang w:eastAsia="en-GB"/>
+              </w:rPr>
+              <w:t>Signed:_</w:t>
+            </w:r>
+            <w:proofErr w:type="gramEnd"/>
+            <w:r>
+              <w:rPr>
+                <w:rFonts w:ascii="Arial" w:eastAsia="Times New Roman" w:hAnsi="Arial" w:cs="Arial"/>
+                <w:sz w:val="24"/>
+                <w:szCs w:val="20"/>
+                <w:lang w:eastAsia="en-GB"/>
+              </w:rPr>
+              <w:t>_______________________</w:t>
+            </w:r>
+            <w:proofErr w:type="gramStart"/>
+            <w:r>
+              <w:rPr>
+                <w:rFonts w:ascii="Arial" w:eastAsia="Times New Roman" w:hAnsi="Arial" w:cs="Arial"/>
+                <w:sz w:val="24"/>
+                <w:szCs w:val="20"/>
+                <w:lang w:eastAsia="en-GB"/>
+              </w:rPr>
+              <w:t>_  dated</w:t>
+            </w:r>
+            <w:proofErr w:type="gramEnd"/>
+            <w:r>
+              <w:rPr>
+                <w:rFonts w:ascii="Arial" w:eastAsia="Times New Roman" w:hAnsi="Arial" w:cs="Arial"/>
+                <w:sz w:val="24"/>
+                <w:szCs w:val="20"/>
+                <w:lang w:eastAsia="en-GB"/>
+              </w:rPr>
+              <w:t>: ______________________</w:t>
             </w:r>
           </w:p>
           <w:p>
@@ -3500,45 +3929,87 @@
                 <w:lang w:eastAsia="en-GB"/>
               </w:rPr>
             </w:pPr>
-            <w:r>
-              <w:rPr>
-                <w:rFonts w:ascii="Arial" w:eastAsia="Times New Roman" w:hAnsi="Arial" w:cs="Arial"/>
-                <w:sz w:val="24"/>
-                <w:szCs w:val="20"/>
-                <w:lang w:eastAsia="en-GB"/>
-              </w:rPr>
-              <w:t>Signed:___________________________________  Programme/Module Leader</w:t>
-            </w:r>
-          </w:p>
-          <w:p>
-            <w:pPr>
-              <w:spacing w:after="0" w:line="240" w:lineRule="auto"/>
-              <w:rPr>
-                <w:rFonts w:ascii="Arial" w:eastAsia="Times New Roman" w:hAnsi="Arial" w:cs="Arial"/>
-                <w:sz w:val="24"/>
-                <w:szCs w:val="20"/>
-                <w:lang w:eastAsia="en-GB"/>
-              </w:rPr>
-            </w:pPr>
-          </w:p>
-          <w:p>
-            <w:pPr>
-              <w:spacing w:after="0" w:line="240" w:lineRule="auto"/>
-              <w:rPr>
-                <w:rFonts w:ascii="Arial" w:eastAsia="Times New Roman" w:hAnsi="Arial" w:cs="Arial"/>
-                <w:sz w:val="24"/>
-                <w:szCs w:val="20"/>
-                <w:lang w:eastAsia="en-GB"/>
-              </w:rPr>
-            </w:pPr>
-            <w:r>
-              <w:rPr>
-                <w:rFonts w:ascii="Arial" w:eastAsia="Times New Roman" w:hAnsi="Arial" w:cs="Arial"/>
-                <w:sz w:val="24"/>
-                <w:szCs w:val="20"/>
-                <w:lang w:eastAsia="en-GB"/>
-              </w:rPr>
-              <w:t>Signed:___________________________________ Critical friend</w:t>
+            <w:proofErr w:type="gramStart"/>
+            <w:r>
+              <w:rPr>
+                <w:rFonts w:ascii="Arial" w:eastAsia="Times New Roman" w:hAnsi="Arial" w:cs="Arial"/>
+                <w:sz w:val="24"/>
+                <w:szCs w:val="20"/>
+                <w:lang w:eastAsia="en-GB"/>
+              </w:rPr>
+              <w:t>Signed:_</w:t>
+            </w:r>
+            <w:proofErr w:type="gramEnd"/>
+            <w:r>
+              <w:rPr>
+                <w:rFonts w:ascii="Arial" w:eastAsia="Times New Roman" w:hAnsi="Arial" w:cs="Arial"/>
+                <w:sz w:val="24"/>
+                <w:szCs w:val="20"/>
+                <w:lang w:eastAsia="en-GB"/>
+              </w:rPr>
+              <w:t>_________________________________</w:t>
+            </w:r>
+            <w:proofErr w:type="gramStart"/>
+            <w:r>
+              <w:rPr>
+                <w:rFonts w:ascii="Arial" w:eastAsia="Times New Roman" w:hAnsi="Arial" w:cs="Arial"/>
+                <w:sz w:val="24"/>
+                <w:szCs w:val="20"/>
+                <w:lang w:eastAsia="en-GB"/>
+              </w:rPr>
+              <w:t>_  Programme</w:t>
+            </w:r>
+            <w:proofErr w:type="gramEnd"/>
+            <w:r>
+              <w:rPr>
+                <w:rFonts w:ascii="Arial" w:eastAsia="Times New Roman" w:hAnsi="Arial" w:cs="Arial"/>
+                <w:sz w:val="24"/>
+                <w:szCs w:val="20"/>
+                <w:lang w:eastAsia="en-GB"/>
+              </w:rPr>
+              <w:t>/Module Leader</w:t>
+            </w:r>
+          </w:p>
+          <w:p>
+            <w:pPr>
+              <w:spacing w:after="0" w:line="240" w:lineRule="auto"/>
+              <w:rPr>
+                <w:rFonts w:ascii="Arial" w:eastAsia="Times New Roman" w:hAnsi="Arial" w:cs="Arial"/>
+                <w:sz w:val="24"/>
+                <w:szCs w:val="20"/>
+                <w:lang w:eastAsia="en-GB"/>
+              </w:rPr>
+            </w:pPr>
+          </w:p>
+          <w:p>
+            <w:pPr>
+              <w:spacing w:after="0" w:line="240" w:lineRule="auto"/>
+              <w:rPr>
+                <w:rFonts w:ascii="Arial" w:eastAsia="Times New Roman" w:hAnsi="Arial" w:cs="Arial"/>
+                <w:sz w:val="24"/>
+                <w:szCs w:val="20"/>
+                <w:lang w:eastAsia="en-GB"/>
+              </w:rPr>
+            </w:pPr>
+            <w:proofErr w:type="gramStart"/>
+            <w:r>
+              <w:rPr>
+                <w:rFonts w:ascii="Arial" w:eastAsia="Times New Roman" w:hAnsi="Arial" w:cs="Arial"/>
+                <w:sz w:val="24"/>
+                <w:szCs w:val="20"/>
+                <w:lang w:eastAsia="en-GB"/>
+              </w:rPr>
+              <w:t>Signed:_</w:t>
+            </w:r>
+            <w:proofErr w:type="gramEnd"/>
+            <w:r>
+              <w:rPr>
+                <w:rFonts w:ascii="Arial" w:eastAsia="Times New Roman" w:hAnsi="Arial" w:cs="Arial"/>
+                <w:sz w:val="24"/>
+                <w:szCs w:val="20"/>
+                <w:lang w:eastAsia="en-GB"/>
+              </w:rPr>
+              <w:t>__________________________________ Critical friend</w:t>
             </w:r>
           </w:p>
           <w:p>
@@ -3778,56 +4249,107 @@
                 <w:lang w:eastAsia="en-GB"/>
               </w:rPr>
             </w:pPr>
-            <w:r>
-              <w:rPr>
-                <w:rFonts w:ascii="Arial" w:eastAsia="Times New Roman" w:hAnsi="Arial" w:cs="Arial"/>
-                <w:sz w:val="24"/>
-                <w:szCs w:val="20"/>
-                <w:lang w:eastAsia="en-GB"/>
-              </w:rPr>
-              <w:t>Signed:___________________________________  Ethics Board Chair or nominee</w:t>
-            </w:r>
-          </w:p>
-          <w:p>
-            <w:pPr>
-              <w:spacing w:after="0" w:line="240" w:lineRule="auto"/>
-              <w:rPr>
-                <w:rFonts w:ascii="Arial" w:eastAsia="Times New Roman" w:hAnsi="Arial" w:cs="Arial"/>
-                <w:sz w:val="24"/>
-                <w:szCs w:val="20"/>
-                <w:lang w:eastAsia="en-GB"/>
-              </w:rPr>
-            </w:pPr>
-          </w:p>
-          <w:p>
-            <w:pPr>
-              <w:spacing w:after="0" w:line="240" w:lineRule="auto"/>
-              <w:rPr>
-                <w:rFonts w:ascii="Arial" w:eastAsia="Times New Roman" w:hAnsi="Arial" w:cs="Arial"/>
-                <w:sz w:val="24"/>
-                <w:szCs w:val="20"/>
-                <w:lang w:eastAsia="en-GB"/>
-              </w:rPr>
-            </w:pPr>
-          </w:p>
-          <w:p>
-            <w:pPr>
-              <w:spacing w:after="0" w:line="240" w:lineRule="auto"/>
-              <w:rPr>
-                <w:rFonts w:ascii="Arial" w:eastAsia="Times New Roman" w:hAnsi="Arial" w:cs="Arial"/>
-                <w:sz w:val="24"/>
-                <w:szCs w:val="20"/>
-                <w:lang w:eastAsia="en-GB"/>
-              </w:rPr>
-            </w:pPr>
-            <w:r>
-              <w:rPr>
-                <w:rFonts w:ascii="Arial" w:eastAsia="Times New Roman" w:hAnsi="Arial" w:cs="Arial"/>
-                <w:sz w:val="24"/>
-                <w:szCs w:val="20"/>
-                <w:lang w:eastAsia="en-GB"/>
-              </w:rPr>
-              <w:t>Date of Board:___________________</w:t>
+            <w:proofErr w:type="gramStart"/>
+            <w:r>
+              <w:rPr>
+                <w:rFonts w:ascii="Arial" w:eastAsia="Times New Roman" w:hAnsi="Arial" w:cs="Arial"/>
+                <w:sz w:val="24"/>
+                <w:szCs w:val="20"/>
+                <w:lang w:eastAsia="en-GB"/>
+              </w:rPr>
+              <w:t>Signed:_</w:t>
+            </w:r>
+            <w:proofErr w:type="gramEnd"/>
+            <w:r>
+              <w:rPr>
+                <w:rFonts w:ascii="Arial" w:eastAsia="Times New Roman" w:hAnsi="Arial" w:cs="Arial"/>
+                <w:sz w:val="24"/>
+                <w:szCs w:val="20"/>
+                <w:lang w:eastAsia="en-GB"/>
+              </w:rPr>
+              <w:t>_________________________________</w:t>
+            </w:r>
+            <w:proofErr w:type="gramStart"/>
+            <w:r>
+              <w:rPr>
+                <w:rFonts w:ascii="Arial" w:eastAsia="Times New Roman" w:hAnsi="Arial" w:cs="Arial"/>
+                <w:sz w:val="24"/>
+                <w:szCs w:val="20"/>
+                <w:lang w:eastAsia="en-GB"/>
+              </w:rPr>
+              <w:t>_  Ethics</w:t>
+            </w:r>
+            <w:proofErr w:type="gramEnd"/>
+            <w:r>
+              <w:rPr>
+                <w:rFonts w:ascii="Arial" w:eastAsia="Times New Roman" w:hAnsi="Arial" w:cs="Arial"/>
+                <w:sz w:val="24"/>
+                <w:szCs w:val="20"/>
+                <w:lang w:eastAsia="en-GB"/>
+              </w:rPr>
+              <w:t xml:space="preserve"> Board Chair or nominee</w:t>
+            </w:r>
+          </w:p>
+          <w:p>
+            <w:pPr>
+              <w:spacing w:after="0" w:line="240" w:lineRule="auto"/>
+              <w:rPr>
+                <w:rFonts w:ascii="Arial" w:eastAsia="Times New Roman" w:hAnsi="Arial" w:cs="Arial"/>
+                <w:sz w:val="24"/>
+                <w:szCs w:val="20"/>
+                <w:lang w:eastAsia="en-GB"/>
+              </w:rPr>
+            </w:pPr>
+          </w:p>
+          <w:p>
+            <w:pPr>
+              <w:spacing w:after="0" w:line="240" w:lineRule="auto"/>
+              <w:rPr>
+                <w:rFonts w:ascii="Arial" w:eastAsia="Times New Roman" w:hAnsi="Arial" w:cs="Arial"/>
+                <w:sz w:val="24"/>
+                <w:szCs w:val="20"/>
+                <w:lang w:eastAsia="en-GB"/>
+              </w:rPr>
+            </w:pPr>
+          </w:p>
+          <w:p>
+            <w:pPr>
+              <w:spacing w:after="0" w:line="240" w:lineRule="auto"/>
+              <w:rPr>
+                <w:rFonts w:ascii="Arial" w:eastAsia="Times New Roman" w:hAnsi="Arial" w:cs="Arial"/>
+                <w:sz w:val="24"/>
+                <w:szCs w:val="20"/>
+                <w:lang w:eastAsia="en-GB"/>
+              </w:rPr>
+            </w:pPr>
+            <w:r>
+              <w:rPr>
+                <w:rFonts w:ascii="Arial" w:eastAsia="Times New Roman" w:hAnsi="Arial" w:cs="Arial"/>
+                <w:sz w:val="24"/>
+                <w:szCs w:val="20"/>
+                <w:lang w:eastAsia="en-GB"/>
+              </w:rPr>
+              <w:t xml:space="preserve">Date of </w:t>
+            </w:r>
+            <w:proofErr w:type="gramStart"/>
+            <w:r>
+              <w:rPr>
+                <w:rFonts w:ascii="Arial" w:eastAsia="Times New Roman" w:hAnsi="Arial" w:cs="Arial"/>
+                <w:sz w:val="24"/>
+                <w:szCs w:val="20"/>
+                <w:lang w:eastAsia="en-GB"/>
+              </w:rPr>
+              <w:t>Board:_</w:t>
+            </w:r>
+            <w:proofErr w:type="gramEnd"/>
+            <w:r>
+              <w:rPr>
+                <w:rFonts w:ascii="Arial" w:eastAsia="Times New Roman" w:hAnsi="Arial" w:cs="Arial"/>
+                <w:sz w:val="24"/>
+                <w:szCs w:val="20"/>
+                <w:lang w:eastAsia="en-GB"/>
+              </w:rPr>
+              <w:t>__________________</w:t>
             </w:r>
           </w:p>
           <w:p>
@@ -7053,10 +7575,30 @@
     <w:qFormat/>
     <w:rsid w:val="00C96C37"/>
   </w:style>
+  <w:style w:type="paragraph" w:styleId="Heading1">
+    <w:name w:val="heading 1"/>
+    <w:basedOn w:val="Normal"/>
+    <w:next w:val="Normal"/>
+    <w:link w:val="Heading1Char"/>
+    <w:uiPriority w:val="9"/>
+    <w:qFormat/>
+    <w:rsid w:val="00E537B2"/>
+    <w:pPr>
+      <w:keepNext/>
+      <w:keepLines/>
+      <w:spacing w:before="240" w:after="0"/>
+      <w:outlineLvl w:val="0"/>
+    </w:pPr>
+    <w:rPr>
+      <w:rFonts w:asciiTheme="majorHAnsi" w:eastAsiaTheme="majorEastAsia" w:hAnsiTheme="majorHAnsi" w:cstheme="majorBidi"/>
+      <w:color w:val="2E74B5" w:themeColor="accent1" w:themeShade="BF"/>
+      <w:sz w:val="32"/>
+      <w:szCs w:val="32"/>
+    </w:rPr>
+  </w:style>
   <w:style w:type="character" w:default="1" w:styleId="DefaultParagraphFont">
     <w:name w:val="Default Paragraph Font"/>
     <w:uiPriority w:val="1"/>
-    <w:semiHidden/>
     <w:unhideWhenUsed/>
   </w:style>
   <w:style w:type="table" w:default="1" w:styleId="TableNormal">
@@ -7109,6 +7651,42 @@
       <w:ind w:left="720"/>
       <w:contextualSpacing/>
     </w:pPr>
+  </w:style>
+  <w:style w:type="character" w:customStyle="1" w:styleId="Heading1Char">
+    <w:name w:val="Heading 1 Char"/>
+    <w:basedOn w:val="DefaultParagraphFont"/>
+    <w:link w:val="Heading1"/>
+    <w:uiPriority w:val="9"/>
+    <w:rsid w:val="00E537B2"/>
+    <w:rPr>
+      <w:rFonts w:asciiTheme="majorHAnsi" w:eastAsiaTheme="majorEastAsia" w:hAnsiTheme="majorHAnsi" w:cstheme="majorBidi"/>
+      <w:color w:val="2E74B5" w:themeColor="accent1" w:themeShade="BF"/>
+      <w:sz w:val="32"/>
+      <w:szCs w:val="32"/>
+    </w:rPr>
+  </w:style>
+  <w:style w:type="character" w:styleId="Hyperlink">
+    <w:name w:val="Hyperlink"/>
+    <w:basedOn w:val="DefaultParagraphFont"/>
+    <w:uiPriority w:val="99"/>
+    <w:unhideWhenUsed/>
+    <w:rsid w:val="00E537B2"/>
+    <w:rPr>
+      <w:color w:val="0563C1" w:themeColor="hyperlink"/>
+      <w:u w:val="single"/>
+    </w:rPr>
+  </w:style>
+  <w:style w:type="character" w:styleId="UnresolvedMention">
+    <w:name w:val="Unresolved Mention"/>
+    <w:basedOn w:val="DefaultParagraphFont"/>
+    <w:uiPriority w:val="99"/>
+    <w:semiHidden/>
+    <w:unhideWhenUsed/>
+    <w:rsid w:val="00E537B2"/>
+    <w:rPr>
+      <w:color w:val="605E5C"/>
+      <w:shd w:val="clear" w:color="auto" w:fill="E1DFDD"/>
+    </w:rPr>
   </w:style>
 </w:styles>
 </file>
@@ -7375,27 +7953,6 @@
 </file>
 
 <file path=customXml/item1.xml><?xml version="1.0" encoding="utf-8"?>
-<?mso-contentType ?>
-<FormTemplates xmlns="http://schemas.microsoft.com/sharepoint/v3/contenttype/forms">
-  <Display>DocumentLibraryForm</Display>
-  <Edit>DocumentLibraryForm</Edit>
-  <New>DocumentLibraryForm</New>
-</FormTemplates>
-</file>
-
-<file path=customXml/item2.xml><?xml version="1.0" encoding="utf-8"?>
-<p:properties xmlns:p="http://schemas.microsoft.com/office/2006/metadata/properties" xmlns:xsi="http://www.w3.org/2001/XMLSchema-instance" xmlns:pc="http://schemas.microsoft.com/office/infopath/2007/PartnerControls">
-  <documentManagement>
-    <lcf76f155ced4ddcb4097134ff3c332f xmlns="3e2b065d-a076-4537-88ca-8a0675b8bc9b">
-      <Terms xmlns="http://schemas.microsoft.com/office/infopath/2007/PartnerControls"/>
-    </lcf76f155ced4ddcb4097134ff3c332f>
-    <TaxCatchAll xmlns="84925e4f-3fb8-4c75-975f-9f0d1695fe1f" xsi:nil="true"/>
-    <paper xmlns="3e2b065d-a076-4537-88ca-8a0675b8bc9b" xsi:nil="true"/>
-  </documentManagement>
-</p:properties>
-</file>
-
-<file path=customXml/item3.xml><?xml version="1.0" encoding="utf-8"?>
 <ct:contentTypeSchema xmlns:ct="http://schemas.microsoft.com/office/2006/metadata/contentType" xmlns:ma="http://schemas.microsoft.com/office/2006/metadata/properties/metaAttributes" ct:_="" ma:_="" ma:contentTypeName="Document" ma:contentTypeID="0x010100FE310FD10B80144F99F1F9DD47F6B86A" ma:contentTypeVersion="19" ma:contentTypeDescription="Create a new document." ma:contentTypeScope="" ma:versionID="d1e7a9894d01a5458c2dece1bc1b3d3c">
   <xsd:schema xmlns:xsd="http://www.w3.org/2001/XMLSchema" xmlns:xs="http://www.w3.org/2001/XMLSchema" xmlns:p="http://schemas.microsoft.com/office/2006/metadata/properties" xmlns:ns2="3e2b065d-a076-4537-88ca-8a0675b8bc9b" xmlns:ns3="84925e4f-3fb8-4c75-975f-9f0d1695fe1f" targetNamespace="http://schemas.microsoft.com/office/2006/metadata/properties" ma:root="true" ma:fieldsID="e4579e9f09947bd46d139c3e605ca39f" ns2:_="" ns3:_="">
     <xsd:import namespace="3e2b065d-a076-4537-88ca-8a0675b8bc9b"/>
@@ -7658,26 +8215,28 @@
 </ct:contentTypeSchema>
 </file>
 
-<file path=customXml/itemProps1.xml><?xml version="1.0" encoding="utf-8"?>
-<ds:datastoreItem xmlns:ds="http://schemas.openxmlformats.org/officeDocument/2006/customXml" ds:itemID="{659E89AC-594A-4620-BC2E-F2166A62CE0C}">
-  <ds:schemaRefs>
-    <ds:schemaRef ds:uri="http://schemas.microsoft.com/sharepoint/v3/contenttype/forms"/>
-  </ds:schemaRefs>
-</ds:datastoreItem>
+<file path=customXml/item2.xml><?xml version="1.0" encoding="utf-8"?>
+<p:properties xmlns:p="http://schemas.microsoft.com/office/2006/metadata/properties" xmlns:xsi="http://www.w3.org/2001/XMLSchema-instance" xmlns:pc="http://schemas.microsoft.com/office/infopath/2007/PartnerControls">
+  <documentManagement>
+    <lcf76f155ced4ddcb4097134ff3c332f xmlns="3e2b065d-a076-4537-88ca-8a0675b8bc9b">
+      <Terms xmlns="http://schemas.microsoft.com/office/infopath/2007/PartnerControls"/>
+    </lcf76f155ced4ddcb4097134ff3c332f>
+    <TaxCatchAll xmlns="84925e4f-3fb8-4c75-975f-9f0d1695fe1f" xsi:nil="true"/>
+    <paper xmlns="3e2b065d-a076-4537-88ca-8a0675b8bc9b" xsi:nil="true"/>
+  </documentManagement>
+</p:properties>
 </file>
 
-<file path=customXml/itemProps2.xml><?xml version="1.0" encoding="utf-8"?>
-<ds:datastoreItem xmlns:ds="http://schemas.openxmlformats.org/officeDocument/2006/customXml" ds:itemID="{047389C6-07B6-4D36-928B-24FE7A401117}">
-  <ds:schemaRefs>
-    <ds:schemaRef ds:uri="http://schemas.microsoft.com/office/2006/metadata/properties"/>
-    <ds:schemaRef ds:uri="http://schemas.microsoft.com/office/infopath/2007/PartnerControls"/>
-    <ds:schemaRef ds:uri="3e2b065d-a076-4537-88ca-8a0675b8bc9b"/>
-    <ds:schemaRef ds:uri="84925e4f-3fb8-4c75-975f-9f0d1695fe1f"/>
-  </ds:schemaRefs>
-</ds:datastoreItem>
+<file path=customXml/item3.xml><?xml version="1.0" encoding="utf-8"?>
+<?mso-contentType ?>
+<FormTemplates xmlns="http://schemas.microsoft.com/sharepoint/v3/contenttype/forms">
+  <Display>DocumentLibraryForm</Display>
+  <Edit>DocumentLibraryForm</Edit>
+  <New>DocumentLibraryForm</New>
+</FormTemplates>
 </file>
 
-<file path=customXml/itemProps3.xml><?xml version="1.0" encoding="utf-8"?>
+<file path=customXml/itemProps1.xml><?xml version="1.0" encoding="utf-8"?>
 <ds:datastoreItem xmlns:ds="http://schemas.openxmlformats.org/officeDocument/2006/customXml" ds:itemID="{1F496BED-4A14-4900-98DA-C760CCAA0BFA}">
   <ds:schemaRefs>
     <ds:schemaRef ds:uri="http://schemas.microsoft.com/office/2006/metadata/contentType"/>
@@ -7696,6 +8255,25 @@
 </ds:datastoreItem>
 </file>
 
+<file path=customXml/itemProps2.xml><?xml version="1.0" encoding="utf-8"?>
+<ds:datastoreItem xmlns:ds="http://schemas.openxmlformats.org/officeDocument/2006/customXml" ds:itemID="{047389C6-07B6-4D36-928B-24FE7A401117}">
+  <ds:schemaRefs>
+    <ds:schemaRef ds:uri="http://schemas.microsoft.com/office/2006/metadata/properties"/>
+    <ds:schemaRef ds:uri="http://schemas.microsoft.com/office/infopath/2007/PartnerControls"/>
+    <ds:schemaRef ds:uri="3e2b065d-a076-4537-88ca-8a0675b8bc9b"/>
+    <ds:schemaRef ds:uri="84925e4f-3fb8-4c75-975f-9f0d1695fe1f"/>
+  </ds:schemaRefs>
+</ds:datastoreItem>
+</file>
+
+<file path=customXml/itemProps3.xml><?xml version="1.0" encoding="utf-8"?>
+<ds:datastoreItem xmlns:ds="http://schemas.openxmlformats.org/officeDocument/2006/customXml" ds:itemID="{659E89AC-594A-4620-BC2E-F2166A62CE0C}">
+  <ds:schemaRefs>
+    <ds:schemaRef ds:uri="http://schemas.microsoft.com/sharepoint/v3/contenttype/forms"/>
+  </ds:schemaRefs>
+</ds:datastoreItem>
+</file>
+
 <file path=docMetadata/LabelInfo.xml><?xml version="1.0" encoding="utf-8"?>
 <clbl:labelList xmlns:clbl="http://schemas.microsoft.com/office/2020/mipLabelMetadata">
   <clbl:label id="{f07f5b33-23af-4db2-91d3-9f677b1a5834}" enabled="1" method="Standard" siteId="{08ea6e35-fc1e-442b-8d5d-fb64c27ffa09}" removed="0"/>

--- a/Notes/BSc -Project Proposal Form 25-26.docx
+++ b/Notes/BSc -Project Proposal Form 25-26.docx
@@ -1596,20 +1596,8 @@
                 <w:sz w:val="24"/>
                 <w:szCs w:val="20"/>
               </w:rPr>
-              <w:t xml:space="preserve">V </w:t>
-            </w:r>
-            <w:proofErr w:type="spellStart"/>
-            <w:r>
-              <w:rPr>
-                <w:rFonts w:ascii="Arial" w:eastAsia="Times New Roman" w:hAnsi="Arial" w:cs="Arial"/>
-                <w:bCs/>
-                <w:spacing w:val="-5"/>
-                <w:sz w:val="24"/>
-                <w:szCs w:val="20"/>
-              </w:rPr>
-              <w:t>Lehdonvirta</w:t>
-            </w:r>
-            <w:proofErr w:type="spellEnd"/>
+              <w:t>V Lehdonvirta</w:t>
+            </w:r>
             <w:r>
               <w:rPr>
                 <w:rFonts w:ascii="Arial" w:eastAsia="Times New Roman" w:hAnsi="Arial" w:cs="Arial"/>
@@ -1687,7 +1675,6 @@
               </w:rPr>
               <w:t xml:space="preserve"> </w:t>
             </w:r>
-            <w:proofErr w:type="spellStart"/>
             <w:r>
               <w:rPr>
                 <w:rFonts w:ascii="Arial" w:eastAsia="Times New Roman" w:hAnsi="Arial" w:cs="Arial"/>
@@ -1698,7 +1685,6 @@
               </w:rPr>
               <w:t>Visonà</w:t>
             </w:r>
-            <w:proofErr w:type="spellEnd"/>
             <w:r>
               <w:rPr>
                 <w:rFonts w:ascii="Arial" w:eastAsia="Times New Roman" w:hAnsi="Arial" w:cs="Arial"/>
@@ -1717,17 +1703,7 @@
                 <w:sz w:val="24"/>
                 <w:szCs w:val="20"/>
               </w:rPr>
-              <w:t xml:space="preserve"> </w:t>
-            </w:r>
-            <w:r>
-              <w:rPr>
-                <w:rFonts w:ascii="Arial" w:eastAsia="Times New Roman" w:hAnsi="Arial" w:cs="Arial"/>
-                <w:bCs/>
-                <w:spacing w:val="-5"/>
-                <w:sz w:val="24"/>
-                <w:szCs w:val="20"/>
-              </w:rPr>
-              <w:t>L</w:t>
+              <w:t xml:space="preserve"> L</w:t>
             </w:r>
             <w:r>
               <w:rPr>
@@ -1915,47 +1891,17 @@
                 <w:sz w:val="24"/>
                 <w:szCs w:val="20"/>
               </w:rPr>
-              <w:t>Industrial Revolution: Positive Feedback</w:t>
-            </w:r>
-            <w:r>
-              <w:rPr>
-                <w:rFonts w:ascii="Arial" w:eastAsia="Times New Roman" w:hAnsi="Arial" w:cs="Arial"/>
-                <w:bCs/>
-                <w:spacing w:val="-5"/>
-                <w:sz w:val="24"/>
-                <w:szCs w:val="20"/>
-              </w:rPr>
-              <w:t xml:space="preserve"> </w:t>
-            </w:r>
-            <w:r>
-              <w:rPr>
-                <w:rFonts w:ascii="Arial" w:eastAsia="Times New Roman" w:hAnsi="Arial" w:cs="Arial"/>
-                <w:bCs/>
-                <w:spacing w:val="-5"/>
-                <w:sz w:val="24"/>
-                <w:szCs w:val="20"/>
-              </w:rPr>
-              <w:t>Between Smith-Young Growth</w:t>
-            </w:r>
-            <w:r>
-              <w:rPr>
-                <w:rFonts w:ascii="Arial" w:eastAsia="Times New Roman" w:hAnsi="Arial" w:cs="Arial"/>
-                <w:bCs/>
-                <w:spacing w:val="-5"/>
-                <w:sz w:val="24"/>
-                <w:szCs w:val="20"/>
-              </w:rPr>
-              <w:t xml:space="preserve"> </w:t>
-            </w:r>
-            <w:r>
-              <w:rPr>
-                <w:rFonts w:ascii="Arial" w:eastAsia="Times New Roman" w:hAnsi="Arial" w:cs="Arial"/>
-                <w:bCs/>
-                <w:spacing w:val="-5"/>
-                <w:sz w:val="24"/>
-                <w:szCs w:val="20"/>
-              </w:rPr>
-              <w:t>and Schumpeterian Growth</w:t>
+              <w:t>Industrial Revolution: Positive Feedback Between Smith-Young Growth and Schumpeterian Growth</w:t>
+            </w:r>
+            <w:r>
+              <w:rPr>
+                <w:rFonts w:ascii="Arial" w:eastAsia="Times New Roman" w:hAnsi="Arial" w:cs="Arial"/>
+                <w:bCs/>
+                <w:spacing w:val="-5"/>
+                <w:sz w:val="24"/>
+                <w:szCs w:val="20"/>
+              </w:rPr>
+              <w:t>jnderst</w:t>
             </w:r>
           </w:p>
         </w:tc>
@@ -2020,27 +1966,15 @@
               </w:rPr>
               <w:t xml:space="preserve">and </w:t>
             </w:r>
-            <w:proofErr w:type="gramStart"/>
-            <w:r>
-              <w:rPr>
-                <w:rFonts w:ascii="Arial" w:eastAsia="Times New Roman" w:hAnsi="Arial" w:cs="Arial"/>
-                <w:b/>
-                <w:sz w:val="24"/>
-                <w:szCs w:val="20"/>
-                <w:lang w:eastAsia="en-GB"/>
-              </w:rPr>
-              <w:t>Higher level</w:t>
-            </w:r>
-            <w:proofErr w:type="gramEnd"/>
-            <w:r>
-              <w:rPr>
-                <w:rFonts w:ascii="Arial" w:eastAsia="Times New Roman" w:hAnsi="Arial" w:cs="Arial"/>
-                <w:b/>
-                <w:sz w:val="24"/>
-                <w:szCs w:val="20"/>
-                <w:lang w:eastAsia="en-GB"/>
-              </w:rPr>
-              <w:t xml:space="preserve"> clearance</w:t>
+            <w:r>
+              <w:rPr>
+                <w:rFonts w:ascii="Arial" w:eastAsia="Times New Roman" w:hAnsi="Arial" w:cs="Arial"/>
+                <w:b/>
+                <w:sz w:val="24"/>
+                <w:szCs w:val="20"/>
+                <w:lang w:eastAsia="en-GB"/>
+              </w:rPr>
+              <w:t>Higher level clearance</w:t>
             </w:r>
           </w:p>
         </w:tc>
@@ -2296,31 +2230,7 @@
                       <w:szCs w:val="20"/>
                       <w:lang w:eastAsia="en-GB"/>
                     </w:rPr>
-                    <w:t xml:space="preserve">f </w:t>
-                  </w:r>
-                  <w:proofErr w:type="gramStart"/>
-                  <w:r>
-                    <w:rPr>
-                      <w:rFonts w:ascii="Arial" w:eastAsia="Times New Roman" w:hAnsi="Arial" w:cs="Arial"/>
-                      <w:i/>
-                      <w:iCs/>
-                      <w:sz w:val="24"/>
-                      <w:szCs w:val="20"/>
-                      <w:lang w:eastAsia="en-GB"/>
-                    </w:rPr>
-                    <w:t>so</w:t>
-                  </w:r>
-                  <w:proofErr w:type="gramEnd"/>
-                  <w:r>
-                    <w:rPr>
-                      <w:rFonts w:ascii="Arial" w:eastAsia="Times New Roman" w:hAnsi="Arial" w:cs="Arial"/>
-                      <w:i/>
-                      <w:iCs/>
-                      <w:sz w:val="24"/>
-                      <w:szCs w:val="20"/>
-                      <w:lang w:eastAsia="en-GB"/>
-                    </w:rPr>
-                    <w:t xml:space="preserve"> please complete Form A below</w:t>
+                    <w:t>f so please complete Form A below</w:t>
                   </w:r>
                 </w:p>
               </w:tc>
@@ -2428,31 +2338,7 @@
                       <w:szCs w:val="20"/>
                       <w:lang w:eastAsia="en-GB"/>
                     </w:rPr>
-                    <w:t xml:space="preserve">If </w:t>
-                  </w:r>
-                  <w:proofErr w:type="gramStart"/>
-                  <w:r>
-                    <w:rPr>
-                      <w:rFonts w:ascii="Arial" w:eastAsia="Times New Roman" w:hAnsi="Arial" w:cs="Arial"/>
-                      <w:i/>
-                      <w:iCs/>
-                      <w:sz w:val="24"/>
-                      <w:szCs w:val="20"/>
-                      <w:lang w:eastAsia="en-GB"/>
-                    </w:rPr>
-                    <w:t>so</w:t>
-                  </w:r>
-                  <w:proofErr w:type="gramEnd"/>
-                  <w:r>
-                    <w:rPr>
-                      <w:rFonts w:ascii="Arial" w:eastAsia="Times New Roman" w:hAnsi="Arial" w:cs="Arial"/>
-                      <w:i/>
-                      <w:iCs/>
-                      <w:sz w:val="24"/>
-                      <w:szCs w:val="20"/>
-                      <w:lang w:eastAsia="en-GB"/>
-                    </w:rPr>
-                    <w:t xml:space="preserve"> please complete Form B below</w:t>
+                    <w:t>If so please complete Form B below</w:t>
                   </w:r>
                 </w:p>
               </w:tc>
@@ -3055,27 +2941,7 @@
                 <w:szCs w:val="20"/>
                 <w:lang w:eastAsia="en-GB"/>
               </w:rPr>
-              <w:t>Invasive studies (</w:t>
-            </w:r>
-            <w:proofErr w:type="spellStart"/>
-            <w:r>
-              <w:rPr>
-                <w:rFonts w:ascii="Arial" w:eastAsia="Times New Roman" w:hAnsi="Arial" w:cs="Arial"/>
-                <w:sz w:val="24"/>
-                <w:szCs w:val="20"/>
-                <w:lang w:eastAsia="en-GB"/>
-              </w:rPr>
-              <w:t>ie</w:t>
-            </w:r>
-            <w:proofErr w:type="spellEnd"/>
-            <w:r>
-              <w:rPr>
-                <w:rFonts w:ascii="Arial" w:eastAsia="Times New Roman" w:hAnsi="Arial" w:cs="Arial"/>
-                <w:sz w:val="24"/>
-                <w:szCs w:val="20"/>
-                <w:lang w:eastAsia="en-GB"/>
-              </w:rPr>
-              <w:t>. blood samples)</w:t>
+              <w:t>Invasive studies (ie. blood samples)</w:t>
             </w:r>
           </w:p>
         </w:tc>
@@ -3374,27 +3240,7 @@
                 <w:szCs w:val="20"/>
                 <w:lang w:eastAsia="en-GB"/>
               </w:rPr>
-              <w:t xml:space="preserve">If any of these aspects are being </w:t>
-            </w:r>
-            <w:proofErr w:type="gramStart"/>
-            <w:r>
-              <w:rPr>
-                <w:rFonts w:ascii="Arial" w:eastAsia="Times New Roman" w:hAnsi="Arial" w:cs="Arial"/>
-                <w:sz w:val="24"/>
-                <w:szCs w:val="20"/>
-                <w:lang w:eastAsia="en-GB"/>
-              </w:rPr>
-              <w:t>studied</w:t>
-            </w:r>
-            <w:proofErr w:type="gramEnd"/>
-            <w:r>
-              <w:rPr>
-                <w:rFonts w:ascii="Arial" w:eastAsia="Times New Roman" w:hAnsi="Arial" w:cs="Arial"/>
-                <w:sz w:val="24"/>
-                <w:szCs w:val="20"/>
-                <w:lang w:eastAsia="en-GB"/>
-              </w:rPr>
-              <w:t xml:space="preserve"> please refer to the </w:t>
+              <w:t xml:space="preserve">If any of these aspects are being studied please refer to the </w:t>
             </w:r>
             <w:r>
               <w:rPr>
@@ -3413,27 +3259,7 @@
                 <w:szCs w:val="20"/>
                 <w:lang w:eastAsia="en-GB"/>
               </w:rPr>
-              <w:t xml:space="preserve"> </w:t>
-            </w:r>
-            <w:proofErr w:type="gramStart"/>
-            <w:r>
-              <w:rPr>
-                <w:rFonts w:ascii="Arial" w:eastAsia="Times New Roman" w:hAnsi="Arial" w:cs="Arial"/>
-                <w:sz w:val="24"/>
-                <w:szCs w:val="20"/>
-                <w:lang w:eastAsia="en-GB"/>
-              </w:rPr>
-              <w:t>in order to</w:t>
-            </w:r>
-            <w:proofErr w:type="gramEnd"/>
-            <w:r>
-              <w:rPr>
-                <w:rFonts w:ascii="Arial" w:eastAsia="Times New Roman" w:hAnsi="Arial" w:cs="Arial"/>
-                <w:sz w:val="24"/>
-                <w:szCs w:val="20"/>
-                <w:lang w:eastAsia="en-GB"/>
-              </w:rPr>
-              <w:t xml:space="preserve"> identify what supplementary paperwork must be included.</w:t>
+              <w:t xml:space="preserve"> in order to identify what supplementary paperwork must be included.</w:t>
             </w:r>
           </w:p>
           <w:p>
@@ -3598,118 +3424,38 @@
                 <w:szCs w:val="20"/>
                 <w:lang w:eastAsia="en-GB"/>
               </w:rPr>
-              <w:t xml:space="preserve">Lecturer </w:t>
-            </w:r>
-            <w:proofErr w:type="gramStart"/>
-            <w:r>
-              <w:rPr>
-                <w:rFonts w:ascii="Arial" w:eastAsia="Times New Roman" w:hAnsi="Arial" w:cs="Arial"/>
-                <w:sz w:val="24"/>
-                <w:szCs w:val="20"/>
-                <w:lang w:eastAsia="en-GB"/>
-              </w:rPr>
-              <w:t>Signed:_</w:t>
-            </w:r>
-            <w:proofErr w:type="gramEnd"/>
-            <w:r>
-              <w:rPr>
-                <w:rFonts w:ascii="Arial" w:eastAsia="Times New Roman" w:hAnsi="Arial" w:cs="Arial"/>
-                <w:sz w:val="24"/>
-                <w:szCs w:val="20"/>
-                <w:lang w:eastAsia="en-GB"/>
-              </w:rPr>
-              <w:t>_________________________</w:t>
-            </w:r>
-            <w:proofErr w:type="gramStart"/>
-            <w:r>
-              <w:rPr>
-                <w:rFonts w:ascii="Arial" w:eastAsia="Times New Roman" w:hAnsi="Arial" w:cs="Arial"/>
-                <w:sz w:val="24"/>
-                <w:szCs w:val="20"/>
-                <w:lang w:eastAsia="en-GB"/>
-              </w:rPr>
-              <w:t>_  dated</w:t>
-            </w:r>
-            <w:proofErr w:type="gramEnd"/>
-            <w:r>
-              <w:rPr>
-                <w:rFonts w:ascii="Arial" w:eastAsia="Times New Roman" w:hAnsi="Arial" w:cs="Arial"/>
-                <w:sz w:val="24"/>
-                <w:szCs w:val="20"/>
-                <w:lang w:eastAsia="en-GB"/>
-              </w:rPr>
-              <w:t>: _____________________</w:t>
-            </w:r>
-          </w:p>
-          <w:p>
-            <w:pPr>
-              <w:spacing w:after="0" w:line="240" w:lineRule="auto"/>
-              <w:rPr>
-                <w:rFonts w:ascii="Arial" w:eastAsia="Times New Roman" w:hAnsi="Arial" w:cs="Arial"/>
-                <w:sz w:val="24"/>
-                <w:szCs w:val="20"/>
-                <w:lang w:eastAsia="en-GB"/>
-              </w:rPr>
-            </w:pPr>
-          </w:p>
-          <w:p>
-            <w:pPr>
-              <w:spacing w:after="0" w:line="240" w:lineRule="auto"/>
-              <w:rPr>
-                <w:rFonts w:ascii="Arial" w:eastAsia="Times New Roman" w:hAnsi="Arial" w:cs="Arial"/>
-                <w:sz w:val="24"/>
-                <w:szCs w:val="20"/>
-                <w:lang w:eastAsia="en-GB"/>
-              </w:rPr>
-            </w:pPr>
-            <w:r>
-              <w:rPr>
-                <w:rFonts w:ascii="Arial" w:eastAsia="Times New Roman" w:hAnsi="Arial" w:cs="Arial"/>
-                <w:sz w:val="24"/>
-                <w:szCs w:val="20"/>
-                <w:lang w:eastAsia="en-GB"/>
-              </w:rPr>
-              <w:t xml:space="preserve">Supervisor </w:t>
-            </w:r>
-            <w:proofErr w:type="gramStart"/>
-            <w:r>
-              <w:rPr>
-                <w:rFonts w:ascii="Arial" w:eastAsia="Times New Roman" w:hAnsi="Arial" w:cs="Arial"/>
-                <w:sz w:val="24"/>
-                <w:szCs w:val="20"/>
-                <w:lang w:eastAsia="en-GB"/>
-              </w:rPr>
-              <w:t>Signed:_</w:t>
-            </w:r>
-            <w:proofErr w:type="gramEnd"/>
-            <w:r>
-              <w:rPr>
-                <w:rFonts w:ascii="Arial" w:eastAsia="Times New Roman" w:hAnsi="Arial" w:cs="Arial"/>
-                <w:sz w:val="24"/>
-                <w:szCs w:val="20"/>
-                <w:lang w:eastAsia="en-GB"/>
-              </w:rPr>
-              <w:t>_______________________</w:t>
-            </w:r>
-            <w:proofErr w:type="gramStart"/>
-            <w:r>
-              <w:rPr>
-                <w:rFonts w:ascii="Arial" w:eastAsia="Times New Roman" w:hAnsi="Arial" w:cs="Arial"/>
-                <w:sz w:val="24"/>
-                <w:szCs w:val="20"/>
-                <w:lang w:eastAsia="en-GB"/>
-              </w:rPr>
-              <w:t>_  dated</w:t>
-            </w:r>
-            <w:proofErr w:type="gramEnd"/>
-            <w:r>
-              <w:rPr>
-                <w:rFonts w:ascii="Arial" w:eastAsia="Times New Roman" w:hAnsi="Arial" w:cs="Arial"/>
-                <w:sz w:val="24"/>
-                <w:szCs w:val="20"/>
-                <w:lang w:eastAsia="en-GB"/>
-              </w:rPr>
-              <w:t>: ______________________</w:t>
+              <w:t>Lecturer Signed:___________________________  dated: _____________________</w:t>
+            </w:r>
+          </w:p>
+          <w:p>
+            <w:pPr>
+              <w:spacing w:after="0" w:line="240" w:lineRule="auto"/>
+              <w:rPr>
+                <w:rFonts w:ascii="Arial" w:eastAsia="Times New Roman" w:hAnsi="Arial" w:cs="Arial"/>
+                <w:sz w:val="24"/>
+                <w:szCs w:val="20"/>
+                <w:lang w:eastAsia="en-GB"/>
+              </w:rPr>
+            </w:pPr>
+          </w:p>
+          <w:p>
+            <w:pPr>
+              <w:spacing w:after="0" w:line="240" w:lineRule="auto"/>
+              <w:rPr>
+                <w:rFonts w:ascii="Arial" w:eastAsia="Times New Roman" w:hAnsi="Arial" w:cs="Arial"/>
+                <w:sz w:val="24"/>
+                <w:szCs w:val="20"/>
+                <w:lang w:eastAsia="en-GB"/>
+              </w:rPr>
+            </w:pPr>
+            <w:r>
+              <w:rPr>
+                <w:rFonts w:ascii="Arial" w:eastAsia="Times New Roman" w:hAnsi="Arial" w:cs="Arial"/>
+                <w:sz w:val="24"/>
+                <w:szCs w:val="20"/>
+                <w:lang w:eastAsia="en-GB"/>
+              </w:rPr>
+              <w:t>Supervisor Signed:_________________________  dated: ______________________</w:t>
             </w:r>
           </w:p>
           <w:p>
@@ -3929,87 +3675,45 @@
                 <w:lang w:eastAsia="en-GB"/>
               </w:rPr>
             </w:pPr>
-            <w:proofErr w:type="gramStart"/>
-            <w:r>
-              <w:rPr>
-                <w:rFonts w:ascii="Arial" w:eastAsia="Times New Roman" w:hAnsi="Arial" w:cs="Arial"/>
-                <w:sz w:val="24"/>
-                <w:szCs w:val="20"/>
-                <w:lang w:eastAsia="en-GB"/>
-              </w:rPr>
-              <w:t>Signed:_</w:t>
-            </w:r>
-            <w:proofErr w:type="gramEnd"/>
-            <w:r>
-              <w:rPr>
-                <w:rFonts w:ascii="Arial" w:eastAsia="Times New Roman" w:hAnsi="Arial" w:cs="Arial"/>
-                <w:sz w:val="24"/>
-                <w:szCs w:val="20"/>
-                <w:lang w:eastAsia="en-GB"/>
-              </w:rPr>
-              <w:t>_________________________________</w:t>
-            </w:r>
-            <w:proofErr w:type="gramStart"/>
-            <w:r>
-              <w:rPr>
-                <w:rFonts w:ascii="Arial" w:eastAsia="Times New Roman" w:hAnsi="Arial" w:cs="Arial"/>
-                <w:sz w:val="24"/>
-                <w:szCs w:val="20"/>
-                <w:lang w:eastAsia="en-GB"/>
-              </w:rPr>
-              <w:t>_  Programme</w:t>
-            </w:r>
-            <w:proofErr w:type="gramEnd"/>
-            <w:r>
-              <w:rPr>
-                <w:rFonts w:ascii="Arial" w:eastAsia="Times New Roman" w:hAnsi="Arial" w:cs="Arial"/>
-                <w:sz w:val="24"/>
-                <w:szCs w:val="20"/>
-                <w:lang w:eastAsia="en-GB"/>
-              </w:rPr>
-              <w:t>/Module Leader</w:t>
-            </w:r>
-          </w:p>
-          <w:p>
-            <w:pPr>
-              <w:spacing w:after="0" w:line="240" w:lineRule="auto"/>
-              <w:rPr>
-                <w:rFonts w:ascii="Arial" w:eastAsia="Times New Roman" w:hAnsi="Arial" w:cs="Arial"/>
-                <w:sz w:val="24"/>
-                <w:szCs w:val="20"/>
-                <w:lang w:eastAsia="en-GB"/>
-              </w:rPr>
-            </w:pPr>
-          </w:p>
-          <w:p>
-            <w:pPr>
-              <w:spacing w:after="0" w:line="240" w:lineRule="auto"/>
-              <w:rPr>
-                <w:rFonts w:ascii="Arial" w:eastAsia="Times New Roman" w:hAnsi="Arial" w:cs="Arial"/>
-                <w:sz w:val="24"/>
-                <w:szCs w:val="20"/>
-                <w:lang w:eastAsia="en-GB"/>
-              </w:rPr>
-            </w:pPr>
-            <w:proofErr w:type="gramStart"/>
-            <w:r>
-              <w:rPr>
-                <w:rFonts w:ascii="Arial" w:eastAsia="Times New Roman" w:hAnsi="Arial" w:cs="Arial"/>
-                <w:sz w:val="24"/>
-                <w:szCs w:val="20"/>
-                <w:lang w:eastAsia="en-GB"/>
-              </w:rPr>
-              <w:t>Signed:_</w:t>
-            </w:r>
-            <w:proofErr w:type="gramEnd"/>
-            <w:r>
-              <w:rPr>
-                <w:rFonts w:ascii="Arial" w:eastAsia="Times New Roman" w:hAnsi="Arial" w:cs="Arial"/>
-                <w:sz w:val="24"/>
-                <w:szCs w:val="20"/>
-                <w:lang w:eastAsia="en-GB"/>
-              </w:rPr>
-              <w:t>__________________________________ Critical friend</w:t>
+            <w:r>
+              <w:rPr>
+                <w:rFonts w:ascii="Arial" w:eastAsia="Times New Roman" w:hAnsi="Arial" w:cs="Arial"/>
+                <w:sz w:val="24"/>
+                <w:szCs w:val="20"/>
+                <w:lang w:eastAsia="en-GB"/>
+              </w:rPr>
+              <w:t>Signed:___________________________________  Programme/Module Leader</w:t>
+            </w:r>
+          </w:p>
+          <w:p>
+            <w:pPr>
+              <w:spacing w:after="0" w:line="240" w:lineRule="auto"/>
+              <w:rPr>
+                <w:rFonts w:ascii="Arial" w:eastAsia="Times New Roman" w:hAnsi="Arial" w:cs="Arial"/>
+                <w:sz w:val="24"/>
+                <w:szCs w:val="20"/>
+                <w:lang w:eastAsia="en-GB"/>
+              </w:rPr>
+            </w:pPr>
+          </w:p>
+          <w:p>
+            <w:pPr>
+              <w:spacing w:after="0" w:line="240" w:lineRule="auto"/>
+              <w:rPr>
+                <w:rFonts w:ascii="Arial" w:eastAsia="Times New Roman" w:hAnsi="Arial" w:cs="Arial"/>
+                <w:sz w:val="24"/>
+                <w:szCs w:val="20"/>
+                <w:lang w:eastAsia="en-GB"/>
+              </w:rPr>
+            </w:pPr>
+            <w:r>
+              <w:rPr>
+                <w:rFonts w:ascii="Arial" w:eastAsia="Times New Roman" w:hAnsi="Arial" w:cs="Arial"/>
+                <w:sz w:val="24"/>
+                <w:szCs w:val="20"/>
+                <w:lang w:eastAsia="en-GB"/>
+              </w:rPr>
+              <w:t>Signed:___________________________________ Critical friend</w:t>
             </w:r>
           </w:p>
           <w:p>
@@ -4249,107 +3953,56 @@
                 <w:lang w:eastAsia="en-GB"/>
               </w:rPr>
             </w:pPr>
-            <w:proofErr w:type="gramStart"/>
-            <w:r>
-              <w:rPr>
-                <w:rFonts w:ascii="Arial" w:eastAsia="Times New Roman" w:hAnsi="Arial" w:cs="Arial"/>
-                <w:sz w:val="24"/>
-                <w:szCs w:val="20"/>
-                <w:lang w:eastAsia="en-GB"/>
-              </w:rPr>
-              <w:t>Signed:_</w:t>
-            </w:r>
-            <w:proofErr w:type="gramEnd"/>
-            <w:r>
-              <w:rPr>
-                <w:rFonts w:ascii="Arial" w:eastAsia="Times New Roman" w:hAnsi="Arial" w:cs="Arial"/>
-                <w:sz w:val="24"/>
-                <w:szCs w:val="20"/>
-                <w:lang w:eastAsia="en-GB"/>
-              </w:rPr>
-              <w:t>_________________________________</w:t>
-            </w:r>
-            <w:proofErr w:type="gramStart"/>
-            <w:r>
-              <w:rPr>
-                <w:rFonts w:ascii="Arial" w:eastAsia="Times New Roman" w:hAnsi="Arial" w:cs="Arial"/>
-                <w:sz w:val="24"/>
-                <w:szCs w:val="20"/>
-                <w:lang w:eastAsia="en-GB"/>
-              </w:rPr>
-              <w:t>_  Ethics</w:t>
-            </w:r>
-            <w:proofErr w:type="gramEnd"/>
-            <w:r>
-              <w:rPr>
-                <w:rFonts w:ascii="Arial" w:eastAsia="Times New Roman" w:hAnsi="Arial" w:cs="Arial"/>
-                <w:sz w:val="24"/>
-                <w:szCs w:val="20"/>
-                <w:lang w:eastAsia="en-GB"/>
-              </w:rPr>
-              <w:t xml:space="preserve"> Board Chair or nominee</w:t>
-            </w:r>
-          </w:p>
-          <w:p>
-            <w:pPr>
-              <w:spacing w:after="0" w:line="240" w:lineRule="auto"/>
-              <w:rPr>
-                <w:rFonts w:ascii="Arial" w:eastAsia="Times New Roman" w:hAnsi="Arial" w:cs="Arial"/>
-                <w:sz w:val="24"/>
-                <w:szCs w:val="20"/>
-                <w:lang w:eastAsia="en-GB"/>
-              </w:rPr>
-            </w:pPr>
-          </w:p>
-          <w:p>
-            <w:pPr>
-              <w:spacing w:after="0" w:line="240" w:lineRule="auto"/>
-              <w:rPr>
-                <w:rFonts w:ascii="Arial" w:eastAsia="Times New Roman" w:hAnsi="Arial" w:cs="Arial"/>
-                <w:sz w:val="24"/>
-                <w:szCs w:val="20"/>
-                <w:lang w:eastAsia="en-GB"/>
-              </w:rPr>
-            </w:pPr>
-          </w:p>
-          <w:p>
-            <w:pPr>
-              <w:spacing w:after="0" w:line="240" w:lineRule="auto"/>
-              <w:rPr>
-                <w:rFonts w:ascii="Arial" w:eastAsia="Times New Roman" w:hAnsi="Arial" w:cs="Arial"/>
-                <w:sz w:val="24"/>
-                <w:szCs w:val="20"/>
-                <w:lang w:eastAsia="en-GB"/>
-              </w:rPr>
-            </w:pPr>
-            <w:r>
-              <w:rPr>
-                <w:rFonts w:ascii="Arial" w:eastAsia="Times New Roman" w:hAnsi="Arial" w:cs="Arial"/>
-                <w:sz w:val="24"/>
-                <w:szCs w:val="20"/>
-                <w:lang w:eastAsia="en-GB"/>
-              </w:rPr>
-              <w:t xml:space="preserve">Date of </w:t>
-            </w:r>
-            <w:proofErr w:type="gramStart"/>
-            <w:r>
-              <w:rPr>
-                <w:rFonts w:ascii="Arial" w:eastAsia="Times New Roman" w:hAnsi="Arial" w:cs="Arial"/>
-                <w:sz w:val="24"/>
-                <w:szCs w:val="20"/>
-                <w:lang w:eastAsia="en-GB"/>
-              </w:rPr>
-              <w:t>Board:_</w:t>
-            </w:r>
-            <w:proofErr w:type="gramEnd"/>
-            <w:r>
-              <w:rPr>
-                <w:rFonts w:ascii="Arial" w:eastAsia="Times New Roman" w:hAnsi="Arial" w:cs="Arial"/>
-                <w:sz w:val="24"/>
-                <w:szCs w:val="20"/>
-                <w:lang w:eastAsia="en-GB"/>
-              </w:rPr>
-              <w:t>__________________</w:t>
+            <w:r>
+              <w:rPr>
+                <w:rFonts w:ascii="Arial" w:eastAsia="Times New Roman" w:hAnsi="Arial" w:cs="Arial"/>
+                <w:sz w:val="24"/>
+                <w:szCs w:val="20"/>
+                <w:lang w:eastAsia="en-GB"/>
+              </w:rPr>
+              <w:t>Signed:___________________________________  Ethics Board Chair or nominee</w:t>
+            </w:r>
+          </w:p>
+          <w:p>
+            <w:pPr>
+              <w:spacing w:after="0" w:line="240" w:lineRule="auto"/>
+              <w:rPr>
+                <w:rFonts w:ascii="Arial" w:eastAsia="Times New Roman" w:hAnsi="Arial" w:cs="Arial"/>
+                <w:sz w:val="24"/>
+                <w:szCs w:val="20"/>
+                <w:lang w:eastAsia="en-GB"/>
+              </w:rPr>
+            </w:pPr>
+          </w:p>
+          <w:p>
+            <w:pPr>
+              <w:spacing w:after="0" w:line="240" w:lineRule="auto"/>
+              <w:rPr>
+                <w:rFonts w:ascii="Arial" w:eastAsia="Times New Roman" w:hAnsi="Arial" w:cs="Arial"/>
+                <w:sz w:val="24"/>
+                <w:szCs w:val="20"/>
+                <w:lang w:eastAsia="en-GB"/>
+              </w:rPr>
+            </w:pPr>
+          </w:p>
+          <w:p>
+            <w:pPr>
+              <w:spacing w:after="0" w:line="240" w:lineRule="auto"/>
+              <w:rPr>
+                <w:rFonts w:ascii="Arial" w:eastAsia="Times New Roman" w:hAnsi="Arial" w:cs="Arial"/>
+                <w:sz w:val="24"/>
+                <w:szCs w:val="20"/>
+                <w:lang w:eastAsia="en-GB"/>
+              </w:rPr>
+            </w:pPr>
+            <w:r>
+              <w:rPr>
+                <w:rFonts w:ascii="Arial" w:eastAsia="Times New Roman" w:hAnsi="Arial" w:cs="Arial"/>
+                <w:sz w:val="24"/>
+                <w:szCs w:val="20"/>
+                <w:lang w:eastAsia="en-GB"/>
+              </w:rPr>
+              <w:t>Date of Board:___________________</w:t>
             </w:r>
           </w:p>
           <w:p>
@@ -7599,6 +7252,7 @@
   <w:style w:type="character" w:default="1" w:styleId="DefaultParagraphFont">
     <w:name w:val="Default Paragraph Font"/>
     <w:uiPriority w:val="1"/>
+    <w:semiHidden/>
     <w:unhideWhenUsed/>
   </w:style>
   <w:style w:type="table" w:default="1" w:styleId="TableNormal">
@@ -7953,6 +7607,27 @@
 </file>
 
 <file path=customXml/item1.xml><?xml version="1.0" encoding="utf-8"?>
+<?mso-contentType ?>
+<FormTemplates xmlns="http://schemas.microsoft.com/sharepoint/v3/contenttype/forms">
+  <Display>DocumentLibraryForm</Display>
+  <Edit>DocumentLibraryForm</Edit>
+  <New>DocumentLibraryForm</New>
+</FormTemplates>
+</file>
+
+<file path=customXml/item2.xml><?xml version="1.0" encoding="utf-8"?>
+<p:properties xmlns:p="http://schemas.microsoft.com/office/2006/metadata/properties" xmlns:xsi="http://www.w3.org/2001/XMLSchema-instance" xmlns:pc="http://schemas.microsoft.com/office/infopath/2007/PartnerControls">
+  <documentManagement>
+    <lcf76f155ced4ddcb4097134ff3c332f xmlns="3e2b065d-a076-4537-88ca-8a0675b8bc9b">
+      <Terms xmlns="http://schemas.microsoft.com/office/infopath/2007/PartnerControls"/>
+    </lcf76f155ced4ddcb4097134ff3c332f>
+    <TaxCatchAll xmlns="84925e4f-3fb8-4c75-975f-9f0d1695fe1f" xsi:nil="true"/>
+    <paper xmlns="3e2b065d-a076-4537-88ca-8a0675b8bc9b" xsi:nil="true"/>
+  </documentManagement>
+</p:properties>
+</file>
+
+<file path=customXml/item3.xml><?xml version="1.0" encoding="utf-8"?>
 <ct:contentTypeSchema xmlns:ct="http://schemas.microsoft.com/office/2006/metadata/contentType" xmlns:ma="http://schemas.microsoft.com/office/2006/metadata/properties/metaAttributes" ct:_="" ma:_="" ma:contentTypeName="Document" ma:contentTypeID="0x010100FE310FD10B80144F99F1F9DD47F6B86A" ma:contentTypeVersion="19" ma:contentTypeDescription="Create a new document." ma:contentTypeScope="" ma:versionID="d1e7a9894d01a5458c2dece1bc1b3d3c">
   <xsd:schema xmlns:xsd="http://www.w3.org/2001/XMLSchema" xmlns:xs="http://www.w3.org/2001/XMLSchema" xmlns:p="http://schemas.microsoft.com/office/2006/metadata/properties" xmlns:ns2="3e2b065d-a076-4537-88ca-8a0675b8bc9b" xmlns:ns3="84925e4f-3fb8-4c75-975f-9f0d1695fe1f" targetNamespace="http://schemas.microsoft.com/office/2006/metadata/properties" ma:root="true" ma:fieldsID="e4579e9f09947bd46d139c3e605ca39f" ns2:_="" ns3:_="">
     <xsd:import namespace="3e2b065d-a076-4537-88ca-8a0675b8bc9b"/>
@@ -8215,28 +7890,26 @@
 </ct:contentTypeSchema>
 </file>
 
-<file path=customXml/item2.xml><?xml version="1.0" encoding="utf-8"?>
-<p:properties xmlns:p="http://schemas.microsoft.com/office/2006/metadata/properties" xmlns:xsi="http://www.w3.org/2001/XMLSchema-instance" xmlns:pc="http://schemas.microsoft.com/office/infopath/2007/PartnerControls">
-  <documentManagement>
-    <lcf76f155ced4ddcb4097134ff3c332f xmlns="3e2b065d-a076-4537-88ca-8a0675b8bc9b">
-      <Terms xmlns="http://schemas.microsoft.com/office/infopath/2007/PartnerControls"/>
-    </lcf76f155ced4ddcb4097134ff3c332f>
-    <TaxCatchAll xmlns="84925e4f-3fb8-4c75-975f-9f0d1695fe1f" xsi:nil="true"/>
-    <paper xmlns="3e2b065d-a076-4537-88ca-8a0675b8bc9b" xsi:nil="true"/>
-  </documentManagement>
-</p:properties>
+<file path=customXml/itemProps1.xml><?xml version="1.0" encoding="utf-8"?>
+<ds:datastoreItem xmlns:ds="http://schemas.openxmlformats.org/officeDocument/2006/customXml" ds:itemID="{659E89AC-594A-4620-BC2E-F2166A62CE0C}">
+  <ds:schemaRefs>
+    <ds:schemaRef ds:uri="http://schemas.microsoft.com/sharepoint/v3/contenttype/forms"/>
+  </ds:schemaRefs>
+</ds:datastoreItem>
 </file>
 
-<file path=customXml/item3.xml><?xml version="1.0" encoding="utf-8"?>
-<?mso-contentType ?>
-<FormTemplates xmlns="http://schemas.microsoft.com/sharepoint/v3/contenttype/forms">
-  <Display>DocumentLibraryForm</Display>
-  <Edit>DocumentLibraryForm</Edit>
-  <New>DocumentLibraryForm</New>
-</FormTemplates>
+<file path=customXml/itemProps2.xml><?xml version="1.0" encoding="utf-8"?>
+<ds:datastoreItem xmlns:ds="http://schemas.openxmlformats.org/officeDocument/2006/customXml" ds:itemID="{047389C6-07B6-4D36-928B-24FE7A401117}">
+  <ds:schemaRefs>
+    <ds:schemaRef ds:uri="http://schemas.microsoft.com/office/2006/metadata/properties"/>
+    <ds:schemaRef ds:uri="http://schemas.microsoft.com/office/infopath/2007/PartnerControls"/>
+    <ds:schemaRef ds:uri="3e2b065d-a076-4537-88ca-8a0675b8bc9b"/>
+    <ds:schemaRef ds:uri="84925e4f-3fb8-4c75-975f-9f0d1695fe1f"/>
+  </ds:schemaRefs>
+</ds:datastoreItem>
 </file>
 
-<file path=customXml/itemProps1.xml><?xml version="1.0" encoding="utf-8"?>
+<file path=customXml/itemProps3.xml><?xml version="1.0" encoding="utf-8"?>
 <ds:datastoreItem xmlns:ds="http://schemas.openxmlformats.org/officeDocument/2006/customXml" ds:itemID="{1F496BED-4A14-4900-98DA-C760CCAA0BFA}">
   <ds:schemaRefs>
     <ds:schemaRef ds:uri="http://schemas.microsoft.com/office/2006/metadata/contentType"/>
@@ -8255,25 +7928,6 @@
 </ds:datastoreItem>
 </file>
 
-<file path=customXml/itemProps2.xml><?xml version="1.0" encoding="utf-8"?>
-<ds:datastoreItem xmlns:ds="http://schemas.openxmlformats.org/officeDocument/2006/customXml" ds:itemID="{047389C6-07B6-4D36-928B-24FE7A401117}">
-  <ds:schemaRefs>
-    <ds:schemaRef ds:uri="http://schemas.microsoft.com/office/2006/metadata/properties"/>
-    <ds:schemaRef ds:uri="http://schemas.microsoft.com/office/infopath/2007/PartnerControls"/>
-    <ds:schemaRef ds:uri="3e2b065d-a076-4537-88ca-8a0675b8bc9b"/>
-    <ds:schemaRef ds:uri="84925e4f-3fb8-4c75-975f-9f0d1695fe1f"/>
-  </ds:schemaRefs>
-</ds:datastoreItem>
-</file>
-
-<file path=customXml/itemProps3.xml><?xml version="1.0" encoding="utf-8"?>
-<ds:datastoreItem xmlns:ds="http://schemas.openxmlformats.org/officeDocument/2006/customXml" ds:itemID="{659E89AC-594A-4620-BC2E-F2166A62CE0C}">
-  <ds:schemaRefs>
-    <ds:schemaRef ds:uri="http://schemas.microsoft.com/sharepoint/v3/contenttype/forms"/>
-  </ds:schemaRefs>
-</ds:datastoreItem>
-</file>
-
 <file path=docMetadata/LabelInfo.xml><?xml version="1.0" encoding="utf-8"?>
 <clbl:labelList xmlns:clbl="http://schemas.microsoft.com/office/2020/mipLabelMetadata">
   <clbl:label id="{f07f5b33-23af-4db2-91d3-9f677b1a5834}" enabled="1" method="Standard" siteId="{08ea6e35-fc1e-442b-8d5d-fb64c27ffa09}" removed="0"/>
